--- a/lessons/4-4/downloads/4-4-notes.docx
+++ b/lessons/4-4/downloads/4-4-notes.docx
@@ -1176,6 +1176,314 @@
         </w:tc>
       </w:tr>
     </w:tbl>
+    <w:tbl>
+      <w:tblPr>
+        <w:tblW w:type="pct" w:w="100%"/>
+        <w:tblBorders>
+          <w:top w:val="none" w:color="FFFFFF" w:sz="0"/>
+          <w:left w:val="none" w:color="FFFFFF" w:sz="0"/>
+          <w:bottom w:val="single" w:color="C7D2DD" w:sz="4"/>
+          <w:right w:val="none" w:color="FFFFFF" w:sz="0"/>
+          <w:insideH w:val="none" w:color="FFFFFF" w:sz="0"/>
+          <w:insideV w:val="none" w:color="FFFFFF" w:sz="0"/>
+        </w:tblBorders>
+      </w:tblPr>
+      <w:tblGrid>
+        <w:gridCol w:w="1800"/>
+        <w:gridCol w:w="7560"/>
+      </w:tblGrid>
+      <w:tr>
+        <w:trPr>
+          <w:cantSplit/>
+        </w:trPr>
+        <w:tc>
+          <w:tcPr>
+            <w:tcW w:type="dxa" w:w="1800"/>
+            <w:tcMar>
+              <w:top w:type="dxa" w:w="100"/>
+              <w:left w:type="dxa" w:w="40"/>
+              <w:bottom w:type="dxa" w:w="100"/>
+              <w:right w:type="dxa" w:w="120"/>
+            </w:tcMar>
+            <w:vAlign w:val="center"/>
+          </w:tcPr>
+          <w:p>
+            <w:pPr>
+              <w:spacing w:after="0"/>
+              <w:jc w:val="center"/>
+            </w:pPr>
+            <w:r>
+              <w:drawing>
+                <wp:inline distT="0" distB="0" distL="0" distR="0">
+                  <wp:extent cx="1047750" cy="790575"/>
+                  <wp:effectExtent t="0" r="0" b="0" l="0"/>
+                  <wp:docPr id="1" name="" descr="" title=""/>
+                  <wp:cNvGraphicFramePr>
+                    <a:graphicFrameLocks xmlns:a="http://schemas.openxmlformats.org/drawingml/2006/main" noChangeAspect="1"/>
+                  </wp:cNvGraphicFramePr>
+                  <a:graphic xmlns:a="http://schemas.openxmlformats.org/drawingml/2006/main">
+                    <a:graphicData uri="http://schemas.openxmlformats.org/drawingml/2006/picture">
+                      <pic:pic xmlns:pic="http://schemas.openxmlformats.org/drawingml/2006/picture">
+                        <pic:nvPicPr>
+                          <pic:cNvPr id="0" name="" descr=""/>
+                          <pic:cNvPicPr>
+                            <a:picLocks noChangeAspect="1" noChangeArrowheads="1"/>
+                          </pic:cNvPicPr>
+                        </pic:nvPicPr>
+                        <pic:blipFill>
+                          <a:blip r:embed="rId15" cstate="none"/>
+                          <a:srcRect/>
+                          <a:stretch>
+                            <a:fillRect/>
+                          </a:stretch>
+                        </pic:blipFill>
+                        <pic:spPr bwMode="auto">
+                          <a:xfrm>
+                            <a:off x="0" y="0"/>
+                            <a:ext cx="1047750" cy="790575"/>
+                          </a:xfrm>
+                          <a:prstGeom prst="rect">
+                            <a:avLst/>
+                          </a:prstGeom>
+                        </pic:spPr>
+                      </pic:pic>
+                    </a:graphicData>
+                  </a:graphic>
+                </wp:inline>
+              </w:drawing>
+            </w:r>
+          </w:p>
+        </w:tc>
+        <w:tc>
+          <w:tcPr>
+            <w:tcW w:type="dxa" w:w="7560"/>
+            <w:tcMar>
+              <w:top w:type="dxa" w:w="100"/>
+              <w:left w:type="dxa" w:w="40"/>
+              <w:bottom w:type="dxa" w:w="100"/>
+              <w:right w:type="dxa" w:w="40"/>
+            </w:tcMar>
+            <w:vAlign w:val="center"/>
+          </w:tcPr>
+          <w:p>
+            <w:pPr>
+              <w:spacing w:after="50"/>
+            </w:pPr>
+            <w:r>
+              <w:rPr>
+                <w:b/>
+                <w:bCs/>
+                <w:color w:val="12355B"/>
+                <w:sz w:val="24"/>
+                <w:szCs w:val="24"/>
+              </w:rPr>
+              <w:t xml:space="preserve">Double number line</w:t>
+            </w:r>
+            <w:r>
+              <w:rPr>
+                <w:i/>
+                <w:iCs/>
+                <w:color w:val="5F6F80"/>
+                <w:sz w:val="19"/>
+                <w:szCs w:val="19"/>
+              </w:rPr>
+              <w:t xml:space="preserve">   Recta numérica doble</w:t>
+            </w:r>
+          </w:p>
+          <w:p>
+            <w:pPr>
+              <w:spacing w:after="40"/>
+            </w:pPr>
+            <w:r>
+              <w:rPr>
+                <w:sz w:val="21"/>
+                <w:szCs w:val="21"/>
+              </w:rPr>
+              <w:t xml:space="preserve">Two number lines that line up percents with amounts.</w:t>
+            </w:r>
+          </w:p>
+          <w:p>
+            <w:pPr>
+              <w:spacing w:after="0"/>
+            </w:pPr>
+            <w:r>
+              <w:rPr>
+                <w:b/>
+                <w:bCs/>
+                <w:color w:val="1FA6A2"/>
+                <w:sz w:val="18"/>
+                <w:szCs w:val="18"/>
+              </w:rPr>
+              <w:t xml:space="preserve">Example:  </w:t>
+            </w:r>
+            <w:r>
+              <w:rPr>
+                <w:i/>
+                <w:iCs/>
+                <w:color w:val="5F6F80"/>
+                <w:sz w:val="18"/>
+                <w:szCs w:val="18"/>
+              </w:rPr>
+              <w:t xml:space="preserve">0%–100% on one line over 0–300 on the other.</w:t>
+            </w:r>
+          </w:p>
+        </w:tc>
+      </w:tr>
+    </w:tbl>
+    <w:tbl>
+      <w:tblPr>
+        <w:tblW w:type="pct" w:w="100%"/>
+        <w:tblBorders>
+          <w:top w:val="none" w:color="FFFFFF" w:sz="0"/>
+          <w:left w:val="none" w:color="FFFFFF" w:sz="0"/>
+          <w:bottom w:val="single" w:color="C7D2DD" w:sz="4"/>
+          <w:right w:val="none" w:color="FFFFFF" w:sz="0"/>
+          <w:insideH w:val="none" w:color="FFFFFF" w:sz="0"/>
+          <w:insideV w:val="none" w:color="FFFFFF" w:sz="0"/>
+        </w:tblBorders>
+      </w:tblPr>
+      <w:tblGrid>
+        <w:gridCol w:w="1800"/>
+        <w:gridCol w:w="7560"/>
+      </w:tblGrid>
+      <w:tr>
+        <w:trPr>
+          <w:cantSplit/>
+        </w:trPr>
+        <w:tc>
+          <w:tcPr>
+            <w:tcW w:type="dxa" w:w="1800"/>
+            <w:tcMar>
+              <w:top w:type="dxa" w:w="100"/>
+              <w:left w:type="dxa" w:w="40"/>
+              <w:bottom w:type="dxa" w:w="100"/>
+              <w:right w:type="dxa" w:w="120"/>
+            </w:tcMar>
+            <w:vAlign w:val="center"/>
+          </w:tcPr>
+          <w:p>
+            <w:pPr>
+              <w:spacing w:after="0"/>
+              <w:jc w:val="center"/>
+            </w:pPr>
+            <w:r>
+              <w:drawing>
+                <wp:inline distT="0" distB="0" distL="0" distR="0">
+                  <wp:extent cx="1047750" cy="790575"/>
+                  <wp:effectExtent t="0" r="0" b="0" l="0"/>
+                  <wp:docPr id="1" name="" descr="" title=""/>
+                  <wp:cNvGraphicFramePr>
+                    <a:graphicFrameLocks xmlns:a="http://schemas.openxmlformats.org/drawingml/2006/main" noChangeAspect="1"/>
+                  </wp:cNvGraphicFramePr>
+                  <a:graphic xmlns:a="http://schemas.openxmlformats.org/drawingml/2006/main">
+                    <a:graphicData uri="http://schemas.openxmlformats.org/drawingml/2006/picture">
+                      <pic:pic xmlns:pic="http://schemas.openxmlformats.org/drawingml/2006/picture">
+                        <pic:nvPicPr>
+                          <pic:cNvPr id="0" name="" descr=""/>
+                          <pic:cNvPicPr>
+                            <a:picLocks noChangeAspect="1" noChangeArrowheads="1"/>
+                          </pic:cNvPicPr>
+                        </pic:nvPicPr>
+                        <pic:blipFill>
+                          <a:blip r:embed="rId16" cstate="none"/>
+                          <a:srcRect/>
+                          <a:stretch>
+                            <a:fillRect/>
+                          </a:stretch>
+                        </pic:blipFill>
+                        <pic:spPr bwMode="auto">
+                          <a:xfrm>
+                            <a:off x="0" y="0"/>
+                            <a:ext cx="1047750" cy="790575"/>
+                          </a:xfrm>
+                          <a:prstGeom prst="rect">
+                            <a:avLst/>
+                          </a:prstGeom>
+                        </pic:spPr>
+                      </pic:pic>
+                    </a:graphicData>
+                  </a:graphic>
+                </wp:inline>
+              </w:drawing>
+            </w:r>
+          </w:p>
+        </w:tc>
+        <w:tc>
+          <w:tcPr>
+            <w:tcW w:type="dxa" w:w="7560"/>
+            <w:tcMar>
+              <w:top w:type="dxa" w:w="100"/>
+              <w:left w:type="dxa" w:w="40"/>
+              <w:bottom w:type="dxa" w:w="100"/>
+              <w:right w:type="dxa" w:w="40"/>
+            </w:tcMar>
+            <w:vAlign w:val="center"/>
+          </w:tcPr>
+          <w:p>
+            <w:pPr>
+              <w:spacing w:after="50"/>
+            </w:pPr>
+            <w:r>
+              <w:rPr>
+                <w:b/>
+                <w:bCs/>
+                <w:color w:val="12355B"/>
+                <w:sz w:val="24"/>
+                <w:szCs w:val="24"/>
+              </w:rPr>
+              <w:t xml:space="preserve">Equivalent fraction</w:t>
+            </w:r>
+            <w:r>
+              <w:rPr>
+                <w:i/>
+                <w:iCs/>
+                <w:color w:val="5F6F80"/>
+                <w:sz w:val="19"/>
+                <w:szCs w:val="19"/>
+              </w:rPr>
+              <w:t xml:space="preserve">   Fracción equivalente</w:t>
+            </w:r>
+          </w:p>
+          <w:p>
+            <w:pPr>
+              <w:spacing w:after="40"/>
+            </w:pPr>
+            <w:r>
+              <w:rPr>
+                <w:sz w:val="21"/>
+                <w:szCs w:val="21"/>
+              </w:rPr>
+              <w:t xml:space="preserve">A fraction with the same value written with different numbers.</w:t>
+            </w:r>
+          </w:p>
+          <w:p>
+            <w:pPr>
+              <w:spacing w:after="0"/>
+            </w:pPr>
+            <w:r>
+              <w:rPr>
+                <w:b/>
+                <w:bCs/>
+                <w:color w:val="1FA6A2"/>
+                <w:sz w:val="18"/>
+                <w:szCs w:val="18"/>
+              </w:rPr>
+              <w:t xml:space="preserve">Example:  </w:t>
+            </w:r>
+            <w:r>
+              <w:rPr>
+                <w:i/>
+                <w:iCs/>
+                <w:color w:val="5F6F80"/>
+                <w:sz w:val="18"/>
+                <w:szCs w:val="18"/>
+              </w:rPr>
+              <w:t xml:space="preserve">18/24 = 75/100</w:t>
+            </w:r>
+          </w:p>
+        </w:tc>
+      </w:tr>
+    </w:tbl>
     <w:p>
       <w:pPr>
         <w:pStyle w:val="Heading1"/>
@@ -1264,7 +1572,7 @@
                 <w:sz w:val="21"/>
                 <w:szCs w:val="21"/>
               </w:rPr>
-              <w:t xml:space="preserve">Percent of a Number      •      Percent      •      Base      •      Part      •      Equation      •      Discount</w:t>
+              <w:t xml:space="preserve">Percent of a Number      •      Percent      •      Base      •      Part      •      Equation      •      Discount      •      Double number line      •      Equivalent fraction</w:t>
             </w:r>
           </w:p>
         </w:tc>
@@ -1526,6 +1834,80 @@
           <w:szCs w:val="22"/>
         </w:rPr>
         <w:t xml:space="preserve">An amount subtracted from a price is a </w:t>
+      </w:r>
+      <w:r>
+        <w:rPr>
+          <w:sz w:val="22"/>
+          <w:szCs w:val="22"/>
+        </w:rPr>
+        <w:t xml:space="preserve">________________</w:t>
+      </w:r>
+      <w:r>
+        <w:rPr>
+          <w:sz w:val="22"/>
+          <w:szCs w:val="22"/>
+        </w:rPr>
+        <w:t xml:space="preserve">.</w:t>
+      </w:r>
+    </w:p>
+    <w:p>
+      <w:pPr>
+        <w:keepLines/>
+        <w:spacing w:after="260" w:before="200"/>
+      </w:pPr>
+      <w:r>
+        <w:rPr>
+          <w:b/>
+          <w:bCs/>
+          <w:color w:val="12355B"/>
+          <w:sz w:val="22"/>
+          <w:szCs w:val="22"/>
+        </w:rPr>
+        <w:t xml:space="preserve">7.  </w:t>
+      </w:r>
+      <w:r>
+        <w:rPr>
+          <w:sz w:val="22"/>
+          <w:szCs w:val="22"/>
+        </w:rPr>
+        <w:t xml:space="preserve">Two lined-up number lines, one for percents and one for amounts, make a </w:t>
+      </w:r>
+      <w:r>
+        <w:rPr>
+          <w:sz w:val="22"/>
+          <w:szCs w:val="22"/>
+        </w:rPr>
+        <w:t xml:space="preserve">________________</w:t>
+      </w:r>
+      <w:r>
+        <w:rPr>
+          <w:sz w:val="22"/>
+          <w:szCs w:val="22"/>
+        </w:rPr>
+        <w:t xml:space="preserve">.</w:t>
+      </w:r>
+    </w:p>
+    <w:p>
+      <w:pPr>
+        <w:keepLines/>
+        <w:spacing w:after="260" w:before="200"/>
+      </w:pPr>
+      <w:r>
+        <w:rPr>
+          <w:b/>
+          <w:bCs/>
+          <w:color w:val="12355B"/>
+          <w:sz w:val="22"/>
+          <w:szCs w:val="22"/>
+        </w:rPr>
+        <w:t xml:space="preserve">8.  </w:t>
+      </w:r>
+      <w:r>
+        <w:rPr>
+          <w:sz w:val="22"/>
+          <w:szCs w:val="22"/>
+        </w:rPr>
+        <w:t xml:space="preserve">18/24 and 75/100 are </w:t>
       </w:r>
       <w:r>
         <w:rPr>
@@ -2596,7 +2978,7 @@
           <w:sz w:val="20"/>
           <w:szCs w:val="20"/>
         </w:rPr>
-        <w:t xml:space="preserve">A)  30</w:t>
+        <w:t xml:space="preserve">A)  20</w:t>
       </w:r>
     </w:p>
     <w:p>
@@ -2609,7 +2991,7 @@
           <w:sz w:val="20"/>
           <w:szCs w:val="20"/>
         </w:rPr>
-        <w:t xml:space="preserve">B)  20</w:t>
+        <w:t xml:space="preserve">B)  30</w:t>
       </w:r>
     </w:p>
     <w:p>
@@ -2703,7 +3085,7 @@
           <w:sz w:val="21"/>
           <w:szCs w:val="21"/>
         </w:rPr>
-        <w:t xml:space="preserve">A. 30</w:t>
+        <w:t xml:space="preserve">B. 30</w:t>
       </w:r>
     </w:p>
     <w:p>
@@ -2786,7 +3168,7 @@
           <w:sz w:val="20"/>
           <w:szCs w:val="20"/>
         </w:rPr>
-        <w:t xml:space="preserve">A)  42</w:t>
+        <w:t xml:space="preserve">A)  34</w:t>
       </w:r>
     </w:p>
     <w:p>
@@ -2799,7 +3181,7 @@
           <w:sz w:val="20"/>
           <w:szCs w:val="20"/>
         </w:rPr>
-        <w:t xml:space="preserve">B)  50</w:t>
+        <w:t xml:space="preserve">B)  42</w:t>
       </w:r>
     </w:p>
     <w:p>
@@ -2812,7 +3194,7 @@
           <w:sz w:val="20"/>
           <w:szCs w:val="20"/>
         </w:rPr>
-        <w:t xml:space="preserve">C)  34</w:t>
+        <w:t xml:space="preserve">C)  50</w:t>
       </w:r>
     </w:p>
     <w:p>
@@ -3555,7 +3937,7 @@
           <w:sz w:val="20"/>
           <w:szCs w:val="20"/>
         </w:rPr>
-        <w:t xml:space="preserve">A)  32</w:t>
+        <w:t xml:space="preserve">A)  3.2</w:t>
       </w:r>
     </w:p>
     <w:p>
@@ -3568,7 +3950,7 @@
           <w:sz w:val="20"/>
           <w:szCs w:val="20"/>
         </w:rPr>
-        <w:t xml:space="preserve">B)  3.2</w:t>
+        <w:t xml:space="preserve">B)  32</w:t>
       </w:r>
     </w:p>
     <w:p>
@@ -3581,7 +3963,7 @@
           <w:sz w:val="20"/>
           <w:szCs w:val="20"/>
         </w:rPr>
-        <w:t xml:space="preserve">C)  320</w:t>
+        <w:t xml:space="preserve">C)  64</w:t>
       </w:r>
     </w:p>
     <w:p>
@@ -3594,7 +3976,7 @@
           <w:sz w:val="20"/>
           <w:szCs w:val="20"/>
         </w:rPr>
-        <w:t xml:space="preserve">D)  64</w:t>
+        <w:t xml:space="preserve">D)  320</w:t>
       </w:r>
     </w:p>
     <w:p>
@@ -3685,7 +4067,7 @@
           <w:sz w:val="20"/>
           <w:szCs w:val="20"/>
         </w:rPr>
-        <w:t xml:space="preserve">A)  30%</w:t>
+        <w:t xml:space="preserve">A)  15%</w:t>
       </w:r>
     </w:p>
     <w:p>
@@ -3698,7 +4080,7 @@
           <w:sz w:val="20"/>
           <w:szCs w:val="20"/>
         </w:rPr>
-        <w:t xml:space="preserve">B)  15%</w:t>
+        <w:t xml:space="preserve">B)  30%</w:t>
       </w:r>
     </w:p>
     <w:p>
@@ -3841,7 +4223,7 @@
           <w:sz w:val="20"/>
           <w:szCs w:val="20"/>
         </w:rPr>
-        <w:t xml:space="preserve">A)  36 tickets</w:t>
+        <w:t xml:space="preserve">A)  15 tickets</w:t>
       </w:r>
     </w:p>
     <w:p>
@@ -3867,7 +4249,7 @@
           <w:sz w:val="20"/>
           <w:szCs w:val="20"/>
         </w:rPr>
-        <w:t xml:space="preserve">C)  15 tickets</w:t>
+        <w:t xml:space="preserve">C)  36 tickets</w:t>
       </w:r>
     </w:p>
     <w:p>
@@ -3971,7 +4353,7 @@
           <w:sz w:val="20"/>
           <w:szCs w:val="20"/>
         </w:rPr>
-        <w:t xml:space="preserve">A)  80%</w:t>
+        <w:t xml:space="preserve">A)  72%</w:t>
       </w:r>
     </w:p>
     <w:p>
@@ -3984,7 +4366,7 @@
           <w:sz w:val="20"/>
           <w:szCs w:val="20"/>
         </w:rPr>
-        <w:t xml:space="preserve">B)  72%</w:t>
+        <w:t xml:space="preserve">B)  75%</w:t>
       </w:r>
     </w:p>
     <w:p>
@@ -3997,7 +4379,7 @@
           <w:sz w:val="20"/>
           <w:szCs w:val="20"/>
         </w:rPr>
-        <w:t xml:space="preserve">C)  75%</w:t>
+        <w:t xml:space="preserve">C)  80%</w:t>
       </w:r>
     </w:p>
     <w:p>
@@ -4134,7 +4516,7 @@
           <w:sz w:val="21"/>
           <w:szCs w:val="21"/>
         </w:rPr>
-        <w:t xml:space="preserve">A)  162</w:t>
+        <w:t xml:space="preserve">A)  45</w:t>
       </w:r>
     </w:p>
     <w:p>
@@ -4147,7 +4529,7 @@
           <w:sz w:val="21"/>
           <w:szCs w:val="21"/>
         </w:rPr>
-        <w:t xml:space="preserve">B)  45</w:t>
+        <w:t xml:space="preserve">B)  162</w:t>
       </w:r>
     </w:p>
     <w:p>
@@ -4160,7 +4542,7 @@
           <w:sz w:val="21"/>
           <w:szCs w:val="21"/>
         </w:rPr>
-        <w:t xml:space="preserve">C)  315</w:t>
+        <w:t xml:space="preserve">C)  180</w:t>
       </w:r>
     </w:p>
     <w:p>
@@ -4173,7 +4555,7 @@
           <w:sz w:val="21"/>
           <w:szCs w:val="21"/>
         </w:rPr>
-        <w:t xml:space="preserve">D)  180</w:t>
+        <w:t xml:space="preserve">D)  315</w:t>
       </w:r>
     </w:p>
     <w:p>

--- a/lessons/4-4/downloads/4-4-notes.docx
+++ b/lessons/4-4/downloads/4-4-notes.docx
@@ -249,49 +249,269 @@
           <w:sz w:val="19"/>
           <w:szCs w:val="19"/>
         </w:rPr>
-        <w:t xml:space="preserve">Look at the picture, read the word, then read what it means.</w:t>
+        <w:t xml:space="preserve">Review each concept term, definition, non-example, and visual clue.</w:t>
       </w:r>
     </w:p>
     <w:tbl>
       <w:tblPr>
-        <w:tblW w:type="pct" w:w="100%"/>
+        <w:tblW w:type="dxa" w:w="9360"/>
         <w:tblBorders>
-          <w:top w:val="none" w:color="FFFFFF" w:sz="0"/>
-          <w:left w:val="none" w:color="FFFFFF" w:sz="0"/>
-          <w:bottom w:val="single" w:color="C7D2DD" w:sz="4"/>
-          <w:right w:val="none" w:color="FFFFFF" w:sz="0"/>
-          <w:insideH w:val="none" w:color="FFFFFF" w:sz="0"/>
-          <w:insideV w:val="none" w:color="FFFFFF" w:sz="0"/>
+          <w:top w:val="single" w:color="C7D2DD" w:sz="6"/>
+          <w:left w:val="single" w:color="C7D2DD" w:sz="6"/>
+          <w:bottom w:val="single" w:color="C7D2DD" w:sz="6"/>
+          <w:right w:val="single" w:color="C7D2DD" w:sz="6"/>
+          <w:insideH w:val="single" w:color="C7D2DD" w:sz="6"/>
+          <w:insideV w:val="single" w:color="C7D2DD" w:sz="6"/>
         </w:tblBorders>
       </w:tblPr>
       <w:tblGrid>
         <w:gridCol w:w="1800"/>
-        <w:gridCol w:w="7560"/>
+        <w:gridCol w:w="3160"/>
+        <w:gridCol w:w="2200"/>
+        <w:gridCol w:w="2200"/>
       </w:tblGrid>
       <w:tr>
         <w:trPr>
           <w:cantSplit/>
+          <w:tblHeader/>
         </w:trPr>
         <w:tc>
           <w:tcPr>
             <w:tcW w:type="dxa" w:w="1800"/>
-            <w:tcMar>
-              <w:top w:type="dxa" w:w="100"/>
-              <w:left w:type="dxa" w:w="40"/>
-              <w:bottom w:type="dxa" w:w="100"/>
-              <w:right w:type="dxa" w:w="120"/>
-            </w:tcMar>
-            <w:vAlign w:val="center"/>
+            <w:shd w:fill="EEF4F8" w:color="auto" w:val="clear"/>
+            <w:tcMar>
+              <w:top w:type="dxa" w:w="80"/>
+              <w:left w:type="dxa" w:w="100"/>
+              <w:bottom w:type="dxa" w:w="80"/>
+              <w:right w:type="dxa" w:w="100"/>
+            </w:tcMar>
           </w:tcPr>
           <w:p>
             <w:pPr>
               <w:spacing w:after="0"/>
+            </w:pPr>
+            <w:r>
+              <w:rPr>
+                <w:b/>
+                <w:bCs/>
+                <w:color w:val="12355B"/>
+                <w:sz w:val="19"/>
+                <w:szCs w:val="19"/>
+              </w:rPr>
+              <w:t xml:space="preserve">Concept Term</w:t>
+            </w:r>
+          </w:p>
+        </w:tc>
+        <w:tc>
+          <w:tcPr>
+            <w:tcW w:type="dxa" w:w="3160"/>
+            <w:shd w:fill="EEF4F8" w:color="auto" w:val="clear"/>
+            <w:tcMar>
+              <w:top w:type="dxa" w:w="80"/>
+              <w:left w:type="dxa" w:w="100"/>
+              <w:bottom w:type="dxa" w:w="80"/>
+              <w:right w:type="dxa" w:w="100"/>
+            </w:tcMar>
+          </w:tcPr>
+          <w:p>
+            <w:pPr>
+              <w:spacing w:after="0"/>
+            </w:pPr>
+            <w:r>
+              <w:rPr>
+                <w:b/>
+                <w:bCs/>
+                <w:color w:val="12355B"/>
+                <w:sz w:val="19"/>
+                <w:szCs w:val="19"/>
+              </w:rPr>
+              <w:t xml:space="preserve">Student-Friendly Definition</w:t>
+            </w:r>
+          </w:p>
+        </w:tc>
+        <w:tc>
+          <w:tcPr>
+            <w:tcW w:type="dxa" w:w="2200"/>
+            <w:shd w:fill="EEF4F8" w:color="auto" w:val="clear"/>
+            <w:tcMar>
+              <w:top w:type="dxa" w:w="80"/>
+              <w:left w:type="dxa" w:w="100"/>
+              <w:bottom w:type="dxa" w:w="80"/>
+              <w:right w:type="dxa" w:w="100"/>
+            </w:tcMar>
+          </w:tcPr>
+          <w:p>
+            <w:pPr>
+              <w:spacing w:after="0"/>
+            </w:pPr>
+            <w:r>
+              <w:rPr>
+                <w:b/>
+                <w:bCs/>
+                <w:color w:val="12355B"/>
+                <w:sz w:val="19"/>
+                <w:szCs w:val="19"/>
+              </w:rPr>
+              <w:t xml:space="preserve">Non-Example</w:t>
+            </w:r>
+          </w:p>
+        </w:tc>
+        <w:tc>
+          <w:tcPr>
+            <w:tcW w:type="dxa" w:w="2200"/>
+            <w:shd w:fill="EEF4F8" w:color="auto" w:val="clear"/>
+            <w:tcMar>
+              <w:top w:type="dxa" w:w="80"/>
+              <w:left w:type="dxa" w:w="100"/>
+              <w:bottom w:type="dxa" w:w="80"/>
+              <w:right w:type="dxa" w:w="100"/>
+            </w:tcMar>
+          </w:tcPr>
+          <w:p>
+            <w:pPr>
+              <w:spacing w:after="0"/>
+            </w:pPr>
+            <w:r>
+              <w:rPr>
+                <w:b/>
+                <w:bCs/>
+                <w:color w:val="12355B"/>
+                <w:sz w:val="19"/>
+                <w:szCs w:val="19"/>
+              </w:rPr>
+              <w:t xml:space="preserve">Visual Clue</w:t>
+            </w:r>
+          </w:p>
+        </w:tc>
+      </w:tr>
+      <w:tr>
+        <w:trPr>
+          <w:cantSplit/>
+        </w:trPr>
+        <w:tc>
+          <w:tcPr>
+            <w:tcW w:type="dxa" w:w="1800"/>
+            <w:tcMar>
+              <w:top w:type="dxa" w:w="80"/>
+              <w:left w:type="dxa" w:w="100"/>
+              <w:bottom w:type="dxa" w:w="80"/>
+              <w:right w:type="dxa" w:w="100"/>
+            </w:tcMar>
+            <w:vAlign w:val="top"/>
+          </w:tcPr>
+          <w:p>
+            <w:pPr>
+              <w:spacing w:after="30"/>
+            </w:pPr>
+            <w:r>
+              <w:rPr>
+                <w:b/>
+                <w:bCs/>
+                <w:color w:val="12355B"/>
+                <w:sz w:val="21"/>
+                <w:szCs w:val="21"/>
+              </w:rPr>
+              <w:t xml:space="preserve">Percent of a Number</w:t>
+            </w:r>
+          </w:p>
+          <w:p>
+            <w:pPr>
+              <w:spacing w:after="0"/>
+            </w:pPr>
+            <w:r>
+              <w:rPr>
+                <w:i/>
+                <w:iCs/>
+                <w:color w:val="5F6F80"/>
+                <w:sz w:val="18"/>
+                <w:szCs w:val="18"/>
+              </w:rPr>
+              <w:t xml:space="preserve">Porcentaje de un número</w:t>
+            </w:r>
+          </w:p>
+        </w:tc>
+        <w:tc>
+          <w:tcPr>
+            <w:tcW w:type="dxa" w:w="3160"/>
+            <w:tcMar>
+              <w:top w:type="dxa" w:w="80"/>
+              <w:left w:type="dxa" w:w="100"/>
+              <w:bottom w:type="dxa" w:w="80"/>
+              <w:right w:type="dxa" w:w="100"/>
+            </w:tcMar>
+            <w:vAlign w:val="top"/>
+          </w:tcPr>
+          <w:p>
+            <w:pPr>
+              <w:spacing w:after="0"/>
+            </w:pPr>
+            <w:r>
+              <w:rPr>
+                <w:sz w:val="20"/>
+                <w:szCs w:val="20"/>
+              </w:rPr>
+              <w:t xml:space="preserve">A part of a number found by multiplying the number by the percent written as a decimal.</w:t>
+            </w:r>
+          </w:p>
+        </w:tc>
+        <w:tc>
+          <w:tcPr>
+            <w:tcW w:type="dxa" w:w="2200"/>
+            <w:tcMar>
+              <w:top w:type="dxa" w:w="80"/>
+              <w:left w:type="dxa" w:w="100"/>
+              <w:bottom w:type="dxa" w:w="80"/>
+              <w:right w:type="dxa" w:w="100"/>
+            </w:tcMar>
+            <w:vAlign w:val="top"/>
+          </w:tcPr>
+          <w:p>
+            <w:pPr>
+              <w:spacing w:after="40"/>
+            </w:pPr>
+            <w:r>
+              <w:rPr>
+                <w:i/>
+                <w:iCs/>
+                <w:color w:val="5F6F80"/>
+                <w:sz w:val="19"/>
+                <w:szCs w:val="19"/>
+              </w:rPr>
+              <w:t xml:space="preserve">Not Percent of a Number: write a counter-example that breaks the definition.</w:t>
+            </w:r>
+          </w:p>
+          <w:p>
+            <w:pPr>
+              <w:pBdr>
+                <w:bottom w:val="single" w:color="AFBECC" w:sz="6"/>
+              </w:pBdr>
+              <w:spacing w:after="30" w:before="150"/>
+            </w:pPr>
+            <w:r>
+              <w:t xml:space="preserve"/>
+            </w:r>
+          </w:p>
+        </w:tc>
+        <w:tc>
+          <w:tcPr>
+            <w:tcW w:type="dxa" w:w="2200"/>
+            <w:tcMar>
+              <w:top w:type="dxa" w:w="80"/>
+              <w:left w:type="dxa" w:w="100"/>
+              <w:bottom w:type="dxa" w:w="80"/>
+              <w:right w:type="dxa" w:w="100"/>
+            </w:tcMar>
+            <w:vAlign w:val="top"/>
+          </w:tcPr>
+          <w:p>
+            <w:pPr>
+              <w:spacing w:after="40"/>
               <w:jc w:val="center"/>
             </w:pPr>
             <w:r>
               <w:drawing>
                 <wp:inline distT="0" distB="0" distL="0" distR="0">
-                  <wp:extent cx="1047750" cy="790575"/>
+                  <wp:extent cx="876300" cy="657225"/>
                   <wp:effectExtent t="0" r="0" b="0" l="0"/>
                   <wp:docPr id="1" name="" descr="" title=""/>
                   <wp:cNvGraphicFramePr>
@@ -316,7 +536,7 @@
                         <pic:spPr bwMode="auto">
                           <a:xfrm>
                             <a:off x="0" y="0"/>
-                            <a:ext cx="1047750" cy="790575"/>
+                            <a:ext cx="876300" cy="657225"/>
                           </a:xfrm>
                           <a:prstGeom prst="rect">
                             <a:avLst/>
@@ -329,32 +549,108 @@
               </w:drawing>
             </w:r>
           </w:p>
-        </w:tc>
-        <w:tc>
-          <w:tcPr>
-            <w:tcW w:type="dxa" w:w="7560"/>
-            <w:tcMar>
-              <w:top w:type="dxa" w:w="100"/>
-              <w:left w:type="dxa" w:w="40"/>
-              <w:bottom w:type="dxa" w:w="100"/>
-              <w:right w:type="dxa" w:w="40"/>
-            </w:tcMar>
-            <w:vAlign w:val="center"/>
-          </w:tcPr>
-          <w:p>
-            <w:pPr>
-              <w:spacing w:after="50"/>
+          <w:p>
+            <w:pPr>
+              <w:spacing w:after="0"/>
+            </w:pPr>
+            <w:r>
+              <w:rPr>
+                <w:i/>
+                <w:iCs/>
+                <w:color w:val="5F6F80"/>
+                <w:sz w:val="18"/>
+                <w:szCs w:val="18"/>
+              </w:rPr>
+              <w:t xml:space="preserve">25% of 80 = 0.25 × 80 = 20</w:t>
+            </w:r>
+          </w:p>
+        </w:tc>
+      </w:tr>
+      <w:tr>
+        <w:trPr>
+          <w:cantSplit/>
+        </w:trPr>
+        <w:tc>
+          <w:tcPr>
+            <w:tcW w:type="dxa" w:w="1800"/>
+            <w:tcMar>
+              <w:top w:type="dxa" w:w="80"/>
+              <w:left w:type="dxa" w:w="100"/>
+              <w:bottom w:type="dxa" w:w="80"/>
+              <w:right w:type="dxa" w:w="100"/>
+            </w:tcMar>
+            <w:vAlign w:val="top"/>
+          </w:tcPr>
+          <w:p>
+            <w:pPr>
+              <w:spacing w:after="30"/>
             </w:pPr>
             <w:r>
               <w:rPr>
                 <w:b/>
                 <w:bCs/>
                 <w:color w:val="12355B"/>
-                <w:sz w:val="24"/>
-                <w:szCs w:val="24"/>
-              </w:rPr>
-              <w:t xml:space="preserve">Percent of a Number</w:t>
-            </w:r>
+                <w:sz w:val="21"/>
+                <w:szCs w:val="21"/>
+              </w:rPr>
+              <w:t xml:space="preserve">Percent</w:t>
+            </w:r>
+          </w:p>
+          <w:p>
+            <w:pPr>
+              <w:spacing w:after="0"/>
+            </w:pPr>
+            <w:r>
+              <w:rPr>
+                <w:i/>
+                <w:iCs/>
+                <w:color w:val="5F6F80"/>
+                <w:sz w:val="18"/>
+                <w:szCs w:val="18"/>
+              </w:rPr>
+              <w:t xml:space="preserve">Porcentaje</w:t>
+            </w:r>
+          </w:p>
+        </w:tc>
+        <w:tc>
+          <w:tcPr>
+            <w:tcW w:type="dxa" w:w="3160"/>
+            <w:tcMar>
+              <w:top w:type="dxa" w:w="80"/>
+              <w:left w:type="dxa" w:w="100"/>
+              <w:bottom w:type="dxa" w:w="80"/>
+              <w:right w:type="dxa" w:w="100"/>
+            </w:tcMar>
+            <w:vAlign w:val="top"/>
+          </w:tcPr>
+          <w:p>
+            <w:pPr>
+              <w:spacing w:after="0"/>
+            </w:pPr>
+            <w:r>
+              <w:rPr>
+                <w:sz w:val="20"/>
+                <w:szCs w:val="20"/>
+              </w:rPr>
+              <w:t xml:space="preserve">A way to compare a number to 100, shown with the % sign.</w:t>
+            </w:r>
+          </w:p>
+        </w:tc>
+        <w:tc>
+          <w:tcPr>
+            <w:tcW w:type="dxa" w:w="2200"/>
+            <w:tcMar>
+              <w:top w:type="dxa" w:w="80"/>
+              <w:left w:type="dxa" w:w="100"/>
+              <w:bottom w:type="dxa" w:w="80"/>
+              <w:right w:type="dxa" w:w="100"/>
+            </w:tcMar>
+            <w:vAlign w:val="top"/>
+          </w:tcPr>
+          <w:p>
+            <w:pPr>
+              <w:spacing w:after="40"/>
+            </w:pPr>
             <w:r>
               <w:rPr>
                 <w:i/>
@@ -363,89 +659,41 @@
                 <w:sz w:val="19"/>
                 <w:szCs w:val="19"/>
               </w:rPr>
-              <w:t xml:space="preserve">   Porcentaje de un número</w:t>
-            </w:r>
-          </w:p>
+              <w:t xml:space="preserve">Not Percent: write a counter-example that breaks the definition.</w:t>
+            </w:r>
+          </w:p>
+          <w:p>
+            <w:pPr>
+              <w:pBdr>
+                <w:bottom w:val="single" w:color="AFBECC" w:sz="6"/>
+              </w:pBdr>
+              <w:spacing w:after="30" w:before="150"/>
+            </w:pPr>
+            <w:r>
+              <w:t xml:space="preserve"/>
+            </w:r>
+          </w:p>
+        </w:tc>
+        <w:tc>
+          <w:tcPr>
+            <w:tcW w:type="dxa" w:w="2200"/>
+            <w:tcMar>
+              <w:top w:type="dxa" w:w="80"/>
+              <w:left w:type="dxa" w:w="100"/>
+              <w:bottom w:type="dxa" w:w="80"/>
+              <w:right w:type="dxa" w:w="100"/>
+            </w:tcMar>
+            <w:vAlign w:val="top"/>
+          </w:tcPr>
           <w:p>
             <w:pPr>
               <w:spacing w:after="40"/>
-            </w:pPr>
-            <w:r>
-              <w:rPr>
-                <w:sz w:val="21"/>
-                <w:szCs w:val="21"/>
-              </w:rPr>
-              <w:t xml:space="preserve">A part of a number found by multiplying the number by the percent written as a decimal.</w:t>
-            </w:r>
-          </w:p>
-          <w:p>
-            <w:pPr>
-              <w:spacing w:after="0"/>
-            </w:pPr>
-            <w:r>
-              <w:rPr>
-                <w:b/>
-                <w:bCs/>
-                <w:color w:val="1FA6A2"/>
-                <w:sz w:val="18"/>
-                <w:szCs w:val="18"/>
-              </w:rPr>
-              <w:t xml:space="preserve">Example:  </w:t>
-            </w:r>
-            <w:r>
-              <w:rPr>
-                <w:i/>
-                <w:iCs/>
-                <w:color w:val="5F6F80"/>
-                <w:sz w:val="18"/>
-                <w:szCs w:val="18"/>
-              </w:rPr>
-              <w:t xml:space="preserve">25% of 80 = 0.25 × 80 = 20</w:t>
-            </w:r>
-          </w:p>
-        </w:tc>
-      </w:tr>
-    </w:tbl>
-    <w:tbl>
-      <w:tblPr>
-        <w:tblW w:type="pct" w:w="100%"/>
-        <w:tblBorders>
-          <w:top w:val="none" w:color="FFFFFF" w:sz="0"/>
-          <w:left w:val="none" w:color="FFFFFF" w:sz="0"/>
-          <w:bottom w:val="single" w:color="C7D2DD" w:sz="4"/>
-          <w:right w:val="none" w:color="FFFFFF" w:sz="0"/>
-          <w:insideH w:val="none" w:color="FFFFFF" w:sz="0"/>
-          <w:insideV w:val="none" w:color="FFFFFF" w:sz="0"/>
-        </w:tblBorders>
-      </w:tblPr>
-      <w:tblGrid>
-        <w:gridCol w:w="1800"/>
-        <w:gridCol w:w="7560"/>
-      </w:tblGrid>
-      <w:tr>
-        <w:trPr>
-          <w:cantSplit/>
-        </w:trPr>
-        <w:tc>
-          <w:tcPr>
-            <w:tcW w:type="dxa" w:w="1800"/>
-            <w:tcMar>
-              <w:top w:type="dxa" w:w="100"/>
-              <w:left w:type="dxa" w:w="40"/>
-              <w:bottom w:type="dxa" w:w="100"/>
-              <w:right w:type="dxa" w:w="120"/>
-            </w:tcMar>
-            <w:vAlign w:val="center"/>
-          </w:tcPr>
-          <w:p>
-            <w:pPr>
-              <w:spacing w:after="0"/>
               <w:jc w:val="center"/>
             </w:pPr>
             <w:r>
               <w:drawing>
                 <wp:inline distT="0" distB="0" distL="0" distR="0">
-                  <wp:extent cx="1047750" cy="790575"/>
+                  <wp:extent cx="876300" cy="657225"/>
                   <wp:effectExtent t="0" r="0" b="0" l="0"/>
                   <wp:docPr id="1" name="" descr="" title=""/>
                   <wp:cNvGraphicFramePr>
@@ -470,7 +718,7 @@
                         <pic:spPr bwMode="auto">
                           <a:xfrm>
                             <a:off x="0" y="0"/>
-                            <a:ext cx="1047750" cy="790575"/>
+                            <a:ext cx="876300" cy="657225"/>
                           </a:xfrm>
                           <a:prstGeom prst="rect">
                             <a:avLst/>
@@ -483,32 +731,108 @@
               </w:drawing>
             </w:r>
           </w:p>
-        </w:tc>
-        <w:tc>
-          <w:tcPr>
-            <w:tcW w:type="dxa" w:w="7560"/>
-            <w:tcMar>
-              <w:top w:type="dxa" w:w="100"/>
-              <w:left w:type="dxa" w:w="40"/>
-              <w:bottom w:type="dxa" w:w="100"/>
-              <w:right w:type="dxa" w:w="40"/>
-            </w:tcMar>
-            <w:vAlign w:val="center"/>
-          </w:tcPr>
-          <w:p>
-            <w:pPr>
-              <w:spacing w:after="50"/>
+          <w:p>
+            <w:pPr>
+              <w:spacing w:after="0"/>
+            </w:pPr>
+            <w:r>
+              <w:rPr>
+                <w:i/>
+                <w:iCs/>
+                <w:color w:val="5F6F80"/>
+                <w:sz w:val="18"/>
+                <w:szCs w:val="18"/>
+              </w:rPr>
+              <w:t xml:space="preserve">30% means 30 out of 100</w:t>
+            </w:r>
+          </w:p>
+        </w:tc>
+      </w:tr>
+      <w:tr>
+        <w:trPr>
+          <w:cantSplit/>
+        </w:trPr>
+        <w:tc>
+          <w:tcPr>
+            <w:tcW w:type="dxa" w:w="1800"/>
+            <w:tcMar>
+              <w:top w:type="dxa" w:w="80"/>
+              <w:left w:type="dxa" w:w="100"/>
+              <w:bottom w:type="dxa" w:w="80"/>
+              <w:right w:type="dxa" w:w="100"/>
+            </w:tcMar>
+            <w:vAlign w:val="top"/>
+          </w:tcPr>
+          <w:p>
+            <w:pPr>
+              <w:spacing w:after="30"/>
             </w:pPr>
             <w:r>
               <w:rPr>
                 <w:b/>
                 <w:bCs/>
                 <w:color w:val="12355B"/>
-                <w:sz w:val="24"/>
-                <w:szCs w:val="24"/>
-              </w:rPr>
-              <w:t xml:space="preserve">Percent</w:t>
-            </w:r>
+                <w:sz w:val="21"/>
+                <w:szCs w:val="21"/>
+              </w:rPr>
+              <w:t xml:space="preserve">Base</w:t>
+            </w:r>
+          </w:p>
+          <w:p>
+            <w:pPr>
+              <w:spacing w:after="0"/>
+            </w:pPr>
+            <w:r>
+              <w:rPr>
+                <w:i/>
+                <w:iCs/>
+                <w:color w:val="5F6F80"/>
+                <w:sz w:val="18"/>
+                <w:szCs w:val="18"/>
+              </w:rPr>
+              <w:t xml:space="preserve">Base</w:t>
+            </w:r>
+          </w:p>
+        </w:tc>
+        <w:tc>
+          <w:tcPr>
+            <w:tcW w:type="dxa" w:w="3160"/>
+            <w:tcMar>
+              <w:top w:type="dxa" w:w="80"/>
+              <w:left w:type="dxa" w:w="100"/>
+              <w:bottom w:type="dxa" w:w="80"/>
+              <w:right w:type="dxa" w:w="100"/>
+            </w:tcMar>
+            <w:vAlign w:val="top"/>
+          </w:tcPr>
+          <w:p>
+            <w:pPr>
+              <w:spacing w:after="0"/>
+            </w:pPr>
+            <w:r>
+              <w:rPr>
+                <w:sz w:val="20"/>
+                <w:szCs w:val="20"/>
+              </w:rPr>
+              <w:t xml:space="preserve">The whole amount you start with — the number right after the word “of.”</w:t>
+            </w:r>
+          </w:p>
+        </w:tc>
+        <w:tc>
+          <w:tcPr>
+            <w:tcW w:type="dxa" w:w="2200"/>
+            <w:tcMar>
+              <w:top w:type="dxa" w:w="80"/>
+              <w:left w:type="dxa" w:w="100"/>
+              <w:bottom w:type="dxa" w:w="80"/>
+              <w:right w:type="dxa" w:w="100"/>
+            </w:tcMar>
+            <w:vAlign w:val="top"/>
+          </w:tcPr>
+          <w:p>
+            <w:pPr>
+              <w:spacing w:after="40"/>
+            </w:pPr>
             <w:r>
               <w:rPr>
                 <w:i/>
@@ -517,89 +841,41 @@
                 <w:sz w:val="19"/>
                 <w:szCs w:val="19"/>
               </w:rPr>
-              <w:t xml:space="preserve">   Porcentaje</w:t>
-            </w:r>
-          </w:p>
+              <w:t xml:space="preserve">Not Base: write a counter-example that breaks the definition.</w:t>
+            </w:r>
+          </w:p>
+          <w:p>
+            <w:pPr>
+              <w:pBdr>
+                <w:bottom w:val="single" w:color="AFBECC" w:sz="6"/>
+              </w:pBdr>
+              <w:spacing w:after="30" w:before="150"/>
+            </w:pPr>
+            <w:r>
+              <w:t xml:space="preserve"/>
+            </w:r>
+          </w:p>
+        </w:tc>
+        <w:tc>
+          <w:tcPr>
+            <w:tcW w:type="dxa" w:w="2200"/>
+            <w:tcMar>
+              <w:top w:type="dxa" w:w="80"/>
+              <w:left w:type="dxa" w:w="100"/>
+              <w:bottom w:type="dxa" w:w="80"/>
+              <w:right w:type="dxa" w:w="100"/>
+            </w:tcMar>
+            <w:vAlign w:val="top"/>
+          </w:tcPr>
           <w:p>
             <w:pPr>
               <w:spacing w:after="40"/>
-            </w:pPr>
-            <w:r>
-              <w:rPr>
-                <w:sz w:val="21"/>
-                <w:szCs w:val="21"/>
-              </w:rPr>
-              <w:t xml:space="preserve">A way to compare a number to 100, shown with the % sign.</w:t>
-            </w:r>
-          </w:p>
-          <w:p>
-            <w:pPr>
-              <w:spacing w:after="0"/>
-            </w:pPr>
-            <w:r>
-              <w:rPr>
-                <w:b/>
-                <w:bCs/>
-                <w:color w:val="1FA6A2"/>
-                <w:sz w:val="18"/>
-                <w:szCs w:val="18"/>
-              </w:rPr>
-              <w:t xml:space="preserve">Example:  </w:t>
-            </w:r>
-            <w:r>
-              <w:rPr>
-                <w:i/>
-                <w:iCs/>
-                <w:color w:val="5F6F80"/>
-                <w:sz w:val="18"/>
-                <w:szCs w:val="18"/>
-              </w:rPr>
-              <w:t xml:space="preserve">30% means 30 out of 100</w:t>
-            </w:r>
-          </w:p>
-        </w:tc>
-      </w:tr>
-    </w:tbl>
-    <w:tbl>
-      <w:tblPr>
-        <w:tblW w:type="pct" w:w="100%"/>
-        <w:tblBorders>
-          <w:top w:val="none" w:color="FFFFFF" w:sz="0"/>
-          <w:left w:val="none" w:color="FFFFFF" w:sz="0"/>
-          <w:bottom w:val="single" w:color="C7D2DD" w:sz="4"/>
-          <w:right w:val="none" w:color="FFFFFF" w:sz="0"/>
-          <w:insideH w:val="none" w:color="FFFFFF" w:sz="0"/>
-          <w:insideV w:val="none" w:color="FFFFFF" w:sz="0"/>
-        </w:tblBorders>
-      </w:tblPr>
-      <w:tblGrid>
-        <w:gridCol w:w="1800"/>
-        <w:gridCol w:w="7560"/>
-      </w:tblGrid>
-      <w:tr>
-        <w:trPr>
-          <w:cantSplit/>
-        </w:trPr>
-        <w:tc>
-          <w:tcPr>
-            <w:tcW w:type="dxa" w:w="1800"/>
-            <w:tcMar>
-              <w:top w:type="dxa" w:w="100"/>
-              <w:left w:type="dxa" w:w="40"/>
-              <w:bottom w:type="dxa" w:w="100"/>
-              <w:right w:type="dxa" w:w="120"/>
-            </w:tcMar>
-            <w:vAlign w:val="center"/>
-          </w:tcPr>
-          <w:p>
-            <w:pPr>
-              <w:spacing w:after="0"/>
               <w:jc w:val="center"/>
             </w:pPr>
             <w:r>
               <w:drawing>
                 <wp:inline distT="0" distB="0" distL="0" distR="0">
-                  <wp:extent cx="1047750" cy="790575"/>
+                  <wp:extent cx="876300" cy="657225"/>
                   <wp:effectExtent t="0" r="0" b="0" l="0"/>
                   <wp:docPr id="1" name="" descr="" title=""/>
                   <wp:cNvGraphicFramePr>
@@ -624,7 +900,7 @@
                         <pic:spPr bwMode="auto">
                           <a:xfrm>
                             <a:off x="0" y="0"/>
-                            <a:ext cx="1047750" cy="790575"/>
+                            <a:ext cx="876300" cy="657225"/>
                           </a:xfrm>
                           <a:prstGeom prst="rect">
                             <a:avLst/>
@@ -637,32 +913,108 @@
               </w:drawing>
             </w:r>
           </w:p>
-        </w:tc>
-        <w:tc>
-          <w:tcPr>
-            <w:tcW w:type="dxa" w:w="7560"/>
-            <w:tcMar>
-              <w:top w:type="dxa" w:w="100"/>
-              <w:left w:type="dxa" w:w="40"/>
-              <w:bottom w:type="dxa" w:w="100"/>
-              <w:right w:type="dxa" w:w="40"/>
-            </w:tcMar>
-            <w:vAlign w:val="center"/>
-          </w:tcPr>
-          <w:p>
-            <w:pPr>
-              <w:spacing w:after="50"/>
+          <w:p>
+            <w:pPr>
+              <w:spacing w:after="0"/>
+            </w:pPr>
+            <w:r>
+              <w:rPr>
+                <w:i/>
+                <w:iCs/>
+                <w:color w:val="5F6F80"/>
+                <w:sz w:val="18"/>
+                <w:szCs w:val="18"/>
+              </w:rPr>
+              <w:t xml:space="preserve">25% of 80 → the whole is 80.</w:t>
+            </w:r>
+          </w:p>
+        </w:tc>
+      </w:tr>
+      <w:tr>
+        <w:trPr>
+          <w:cantSplit/>
+        </w:trPr>
+        <w:tc>
+          <w:tcPr>
+            <w:tcW w:type="dxa" w:w="1800"/>
+            <w:tcMar>
+              <w:top w:type="dxa" w:w="80"/>
+              <w:left w:type="dxa" w:w="100"/>
+              <w:bottom w:type="dxa" w:w="80"/>
+              <w:right w:type="dxa" w:w="100"/>
+            </w:tcMar>
+            <w:vAlign w:val="top"/>
+          </w:tcPr>
+          <w:p>
+            <w:pPr>
+              <w:spacing w:after="30"/>
             </w:pPr>
             <w:r>
               <w:rPr>
                 <w:b/>
                 <w:bCs/>
                 <w:color w:val="12355B"/>
-                <w:sz w:val="24"/>
-                <w:szCs w:val="24"/>
-              </w:rPr>
-              <w:t xml:space="preserve">Base</w:t>
-            </w:r>
+                <w:sz w:val="21"/>
+                <w:szCs w:val="21"/>
+              </w:rPr>
+              <w:t xml:space="preserve">Part</w:t>
+            </w:r>
+          </w:p>
+          <w:p>
+            <w:pPr>
+              <w:spacing w:after="0"/>
+            </w:pPr>
+            <w:r>
+              <w:rPr>
+                <w:i/>
+                <w:iCs/>
+                <w:color w:val="5F6F80"/>
+                <w:sz w:val="18"/>
+                <w:szCs w:val="18"/>
+              </w:rPr>
+              <w:t xml:space="preserve">Parte</w:t>
+            </w:r>
+          </w:p>
+        </w:tc>
+        <w:tc>
+          <w:tcPr>
+            <w:tcW w:type="dxa" w:w="3160"/>
+            <w:tcMar>
+              <w:top w:type="dxa" w:w="80"/>
+              <w:left w:type="dxa" w:w="100"/>
+              <w:bottom w:type="dxa" w:w="80"/>
+              <w:right w:type="dxa" w:w="100"/>
+            </w:tcMar>
+            <w:vAlign w:val="top"/>
+          </w:tcPr>
+          <w:p>
+            <w:pPr>
+              <w:spacing w:after="0"/>
+            </w:pPr>
+            <w:r>
+              <w:rPr>
+                <w:sz w:val="20"/>
+                <w:szCs w:val="20"/>
+              </w:rPr>
+              <w:t xml:space="preserve">How much of the base (the whole) you get. It is your answer.</w:t>
+            </w:r>
+          </w:p>
+        </w:tc>
+        <w:tc>
+          <w:tcPr>
+            <w:tcW w:type="dxa" w:w="2200"/>
+            <w:tcMar>
+              <w:top w:type="dxa" w:w="80"/>
+              <w:left w:type="dxa" w:w="100"/>
+              <w:bottom w:type="dxa" w:w="80"/>
+              <w:right w:type="dxa" w:w="100"/>
+            </w:tcMar>
+            <w:vAlign w:val="top"/>
+          </w:tcPr>
+          <w:p>
+            <w:pPr>
+              <w:spacing w:after="40"/>
+            </w:pPr>
             <w:r>
               <w:rPr>
                 <w:i/>
@@ -671,89 +1023,41 @@
                 <w:sz w:val="19"/>
                 <w:szCs w:val="19"/>
               </w:rPr>
-              <w:t xml:space="preserve">   Base</w:t>
-            </w:r>
-          </w:p>
+              <w:t xml:space="preserve">Not Part: write a counter-example that breaks the definition.</w:t>
+            </w:r>
+          </w:p>
+          <w:p>
+            <w:pPr>
+              <w:pBdr>
+                <w:bottom w:val="single" w:color="AFBECC" w:sz="6"/>
+              </w:pBdr>
+              <w:spacing w:after="30" w:before="150"/>
+            </w:pPr>
+            <w:r>
+              <w:t xml:space="preserve"/>
+            </w:r>
+          </w:p>
+        </w:tc>
+        <w:tc>
+          <w:tcPr>
+            <w:tcW w:type="dxa" w:w="2200"/>
+            <w:tcMar>
+              <w:top w:type="dxa" w:w="80"/>
+              <w:left w:type="dxa" w:w="100"/>
+              <w:bottom w:type="dxa" w:w="80"/>
+              <w:right w:type="dxa" w:w="100"/>
+            </w:tcMar>
+            <w:vAlign w:val="top"/>
+          </w:tcPr>
           <w:p>
             <w:pPr>
               <w:spacing w:after="40"/>
-            </w:pPr>
-            <w:r>
-              <w:rPr>
-                <w:sz w:val="21"/>
-                <w:szCs w:val="21"/>
-              </w:rPr>
-              <w:t xml:space="preserve">The whole amount you start with — the number right after the word “of.”</w:t>
-            </w:r>
-          </w:p>
-          <w:p>
-            <w:pPr>
-              <w:spacing w:after="0"/>
-            </w:pPr>
-            <w:r>
-              <w:rPr>
-                <w:b/>
-                <w:bCs/>
-                <w:color w:val="1FA6A2"/>
-                <w:sz w:val="18"/>
-                <w:szCs w:val="18"/>
-              </w:rPr>
-              <w:t xml:space="preserve">Example:  </w:t>
-            </w:r>
-            <w:r>
-              <w:rPr>
-                <w:i/>
-                <w:iCs/>
-                <w:color w:val="5F6F80"/>
-                <w:sz w:val="18"/>
-                <w:szCs w:val="18"/>
-              </w:rPr>
-              <w:t xml:space="preserve">25% of 80 → the whole is 80.</w:t>
-            </w:r>
-          </w:p>
-        </w:tc>
-      </w:tr>
-    </w:tbl>
-    <w:tbl>
-      <w:tblPr>
-        <w:tblW w:type="pct" w:w="100%"/>
-        <w:tblBorders>
-          <w:top w:val="none" w:color="FFFFFF" w:sz="0"/>
-          <w:left w:val="none" w:color="FFFFFF" w:sz="0"/>
-          <w:bottom w:val="single" w:color="C7D2DD" w:sz="4"/>
-          <w:right w:val="none" w:color="FFFFFF" w:sz="0"/>
-          <w:insideH w:val="none" w:color="FFFFFF" w:sz="0"/>
-          <w:insideV w:val="none" w:color="FFFFFF" w:sz="0"/>
-        </w:tblBorders>
-      </w:tblPr>
-      <w:tblGrid>
-        <w:gridCol w:w="1800"/>
-        <w:gridCol w:w="7560"/>
-      </w:tblGrid>
-      <w:tr>
-        <w:trPr>
-          <w:cantSplit/>
-        </w:trPr>
-        <w:tc>
-          <w:tcPr>
-            <w:tcW w:type="dxa" w:w="1800"/>
-            <w:tcMar>
-              <w:top w:type="dxa" w:w="100"/>
-              <w:left w:type="dxa" w:w="40"/>
-              <w:bottom w:type="dxa" w:w="100"/>
-              <w:right w:type="dxa" w:w="120"/>
-            </w:tcMar>
-            <w:vAlign w:val="center"/>
-          </w:tcPr>
-          <w:p>
-            <w:pPr>
-              <w:spacing w:after="0"/>
               <w:jc w:val="center"/>
             </w:pPr>
             <w:r>
               <w:drawing>
                 <wp:inline distT="0" distB="0" distL="0" distR="0">
-                  <wp:extent cx="1047750" cy="790575"/>
+                  <wp:extent cx="876300" cy="657225"/>
                   <wp:effectExtent t="0" r="0" b="0" l="0"/>
                   <wp:docPr id="1" name="" descr="" title=""/>
                   <wp:cNvGraphicFramePr>
@@ -778,7 +1082,7 @@
                         <pic:spPr bwMode="auto">
                           <a:xfrm>
                             <a:off x="0" y="0"/>
-                            <a:ext cx="1047750" cy="790575"/>
+                            <a:ext cx="876300" cy="657225"/>
                           </a:xfrm>
                           <a:prstGeom prst="rect">
                             <a:avLst/>
@@ -791,32 +1095,108 @@
               </w:drawing>
             </w:r>
           </w:p>
-        </w:tc>
-        <w:tc>
-          <w:tcPr>
-            <w:tcW w:type="dxa" w:w="7560"/>
-            <w:tcMar>
-              <w:top w:type="dxa" w:w="100"/>
-              <w:left w:type="dxa" w:w="40"/>
-              <w:bottom w:type="dxa" w:w="100"/>
-              <w:right w:type="dxa" w:w="40"/>
-            </w:tcMar>
-            <w:vAlign w:val="center"/>
-          </w:tcPr>
-          <w:p>
-            <w:pPr>
-              <w:spacing w:after="50"/>
+          <w:p>
+            <w:pPr>
+              <w:spacing w:after="0"/>
+            </w:pPr>
+            <w:r>
+              <w:rPr>
+                <w:i/>
+                <w:iCs/>
+                <w:color w:val="5F6F80"/>
+                <w:sz w:val="18"/>
+                <w:szCs w:val="18"/>
+              </w:rPr>
+              <w:t xml:space="preserve">25% of 80 = 20 → the part is 20 (20 out of the 80).</w:t>
+            </w:r>
+          </w:p>
+        </w:tc>
+      </w:tr>
+      <w:tr>
+        <w:trPr>
+          <w:cantSplit/>
+        </w:trPr>
+        <w:tc>
+          <w:tcPr>
+            <w:tcW w:type="dxa" w:w="1800"/>
+            <w:tcMar>
+              <w:top w:type="dxa" w:w="80"/>
+              <w:left w:type="dxa" w:w="100"/>
+              <w:bottom w:type="dxa" w:w="80"/>
+              <w:right w:type="dxa" w:w="100"/>
+            </w:tcMar>
+            <w:vAlign w:val="top"/>
+          </w:tcPr>
+          <w:p>
+            <w:pPr>
+              <w:spacing w:after="30"/>
             </w:pPr>
             <w:r>
               <w:rPr>
                 <w:b/>
                 <w:bCs/>
                 <w:color w:val="12355B"/>
-                <w:sz w:val="24"/>
-                <w:szCs w:val="24"/>
-              </w:rPr>
-              <w:t xml:space="preserve">Part</w:t>
-            </w:r>
+                <w:sz w:val="21"/>
+                <w:szCs w:val="21"/>
+              </w:rPr>
+              <w:t xml:space="preserve">Equation</w:t>
+            </w:r>
+          </w:p>
+          <w:p>
+            <w:pPr>
+              <w:spacing w:after="0"/>
+            </w:pPr>
+            <w:r>
+              <w:rPr>
+                <w:i/>
+                <w:iCs/>
+                <w:color w:val="5F6F80"/>
+                <w:sz w:val="18"/>
+                <w:szCs w:val="18"/>
+              </w:rPr>
+              <w:t xml:space="preserve">Ecuación</w:t>
+            </w:r>
+          </w:p>
+        </w:tc>
+        <w:tc>
+          <w:tcPr>
+            <w:tcW w:type="dxa" w:w="3160"/>
+            <w:tcMar>
+              <w:top w:type="dxa" w:w="80"/>
+              <w:left w:type="dxa" w:w="100"/>
+              <w:bottom w:type="dxa" w:w="80"/>
+              <w:right w:type="dxa" w:w="100"/>
+            </w:tcMar>
+            <w:vAlign w:val="top"/>
+          </w:tcPr>
+          <w:p>
+            <w:pPr>
+              <w:spacing w:after="0"/>
+            </w:pPr>
+            <w:r>
+              <w:rPr>
+                <w:sz w:val="20"/>
+                <w:szCs w:val="20"/>
+              </w:rPr>
+              <w:t xml:space="preserve">A number sentence with an equal sign. The percent one is: part = percent × base.</w:t>
+            </w:r>
+          </w:p>
+        </w:tc>
+        <w:tc>
+          <w:tcPr>
+            <w:tcW w:type="dxa" w:w="2200"/>
+            <w:tcMar>
+              <w:top w:type="dxa" w:w="80"/>
+              <w:left w:type="dxa" w:w="100"/>
+              <w:bottom w:type="dxa" w:w="80"/>
+              <w:right w:type="dxa" w:w="100"/>
+            </w:tcMar>
+            <w:vAlign w:val="top"/>
+          </w:tcPr>
+          <w:p>
+            <w:pPr>
+              <w:spacing w:after="40"/>
+            </w:pPr>
             <w:r>
               <w:rPr>
                 <w:i/>
@@ -825,89 +1205,41 @@
                 <w:sz w:val="19"/>
                 <w:szCs w:val="19"/>
               </w:rPr>
-              <w:t xml:space="preserve">   Parte</w:t>
-            </w:r>
-          </w:p>
+              <w:t xml:space="preserve">Not Equation: write a counter-example that breaks the definition.</w:t>
+            </w:r>
+          </w:p>
+          <w:p>
+            <w:pPr>
+              <w:pBdr>
+                <w:bottom w:val="single" w:color="AFBECC" w:sz="6"/>
+              </w:pBdr>
+              <w:spacing w:after="30" w:before="150"/>
+            </w:pPr>
+            <w:r>
+              <w:t xml:space="preserve"/>
+            </w:r>
+          </w:p>
+        </w:tc>
+        <w:tc>
+          <w:tcPr>
+            <w:tcW w:type="dxa" w:w="2200"/>
+            <w:tcMar>
+              <w:top w:type="dxa" w:w="80"/>
+              <w:left w:type="dxa" w:w="100"/>
+              <w:bottom w:type="dxa" w:w="80"/>
+              <w:right w:type="dxa" w:w="100"/>
+            </w:tcMar>
+            <w:vAlign w:val="top"/>
+          </w:tcPr>
           <w:p>
             <w:pPr>
               <w:spacing w:after="40"/>
-            </w:pPr>
-            <w:r>
-              <w:rPr>
-                <w:sz w:val="21"/>
-                <w:szCs w:val="21"/>
-              </w:rPr>
-              <w:t xml:space="preserve">How much of the base (the whole) you get. It is your answer.</w:t>
-            </w:r>
-          </w:p>
-          <w:p>
-            <w:pPr>
-              <w:spacing w:after="0"/>
-            </w:pPr>
-            <w:r>
-              <w:rPr>
-                <w:b/>
-                <w:bCs/>
-                <w:color w:val="1FA6A2"/>
-                <w:sz w:val="18"/>
-                <w:szCs w:val="18"/>
-              </w:rPr>
-              <w:t xml:space="preserve">Example:  </w:t>
-            </w:r>
-            <w:r>
-              <w:rPr>
-                <w:i/>
-                <w:iCs/>
-                <w:color w:val="5F6F80"/>
-                <w:sz w:val="18"/>
-                <w:szCs w:val="18"/>
-              </w:rPr>
-              <w:t xml:space="preserve">25% of 80 = 20 → the part is 20 (20 out of the 80).</w:t>
-            </w:r>
-          </w:p>
-        </w:tc>
-      </w:tr>
-    </w:tbl>
-    <w:tbl>
-      <w:tblPr>
-        <w:tblW w:type="pct" w:w="100%"/>
-        <w:tblBorders>
-          <w:top w:val="none" w:color="FFFFFF" w:sz="0"/>
-          <w:left w:val="none" w:color="FFFFFF" w:sz="0"/>
-          <w:bottom w:val="single" w:color="C7D2DD" w:sz="4"/>
-          <w:right w:val="none" w:color="FFFFFF" w:sz="0"/>
-          <w:insideH w:val="none" w:color="FFFFFF" w:sz="0"/>
-          <w:insideV w:val="none" w:color="FFFFFF" w:sz="0"/>
-        </w:tblBorders>
-      </w:tblPr>
-      <w:tblGrid>
-        <w:gridCol w:w="1800"/>
-        <w:gridCol w:w="7560"/>
-      </w:tblGrid>
-      <w:tr>
-        <w:trPr>
-          <w:cantSplit/>
-        </w:trPr>
-        <w:tc>
-          <w:tcPr>
-            <w:tcW w:type="dxa" w:w="1800"/>
-            <w:tcMar>
-              <w:top w:type="dxa" w:w="100"/>
-              <w:left w:type="dxa" w:w="40"/>
-              <w:bottom w:type="dxa" w:w="100"/>
-              <w:right w:type="dxa" w:w="120"/>
-            </w:tcMar>
-            <w:vAlign w:val="center"/>
-          </w:tcPr>
-          <w:p>
-            <w:pPr>
-              <w:spacing w:after="0"/>
               <w:jc w:val="center"/>
             </w:pPr>
             <w:r>
               <w:drawing>
                 <wp:inline distT="0" distB="0" distL="0" distR="0">
-                  <wp:extent cx="1047750" cy="790575"/>
+                  <wp:extent cx="876300" cy="657225"/>
                   <wp:effectExtent t="0" r="0" b="0" l="0"/>
                   <wp:docPr id="1" name="" descr="" title=""/>
                   <wp:cNvGraphicFramePr>
@@ -932,7 +1264,7 @@
                         <pic:spPr bwMode="auto">
                           <a:xfrm>
                             <a:off x="0" y="0"/>
-                            <a:ext cx="1047750" cy="790575"/>
+                            <a:ext cx="876300" cy="657225"/>
                           </a:xfrm>
                           <a:prstGeom prst="rect">
                             <a:avLst/>
@@ -945,32 +1277,108 @@
               </w:drawing>
             </w:r>
           </w:p>
-        </w:tc>
-        <w:tc>
-          <w:tcPr>
-            <w:tcW w:type="dxa" w:w="7560"/>
-            <w:tcMar>
-              <w:top w:type="dxa" w:w="100"/>
-              <w:left w:type="dxa" w:w="40"/>
-              <w:bottom w:type="dxa" w:w="100"/>
-              <w:right w:type="dxa" w:w="40"/>
-            </w:tcMar>
-            <w:vAlign w:val="center"/>
-          </w:tcPr>
-          <w:p>
-            <w:pPr>
-              <w:spacing w:after="50"/>
+          <w:p>
+            <w:pPr>
+              <w:spacing w:after="0"/>
+            </w:pPr>
+            <w:r>
+              <w:rPr>
+                <w:i/>
+                <w:iCs/>
+                <w:color w:val="5F6F80"/>
+                <w:sz w:val="18"/>
+                <w:szCs w:val="18"/>
+              </w:rPr>
+              <w:t xml:space="preserve">part = percent × base — like 20 = 0.25 × 80.</w:t>
+            </w:r>
+          </w:p>
+        </w:tc>
+      </w:tr>
+      <w:tr>
+        <w:trPr>
+          <w:cantSplit/>
+        </w:trPr>
+        <w:tc>
+          <w:tcPr>
+            <w:tcW w:type="dxa" w:w="1800"/>
+            <w:tcMar>
+              <w:top w:type="dxa" w:w="80"/>
+              <w:left w:type="dxa" w:w="100"/>
+              <w:bottom w:type="dxa" w:w="80"/>
+              <w:right w:type="dxa" w:w="100"/>
+            </w:tcMar>
+            <w:vAlign w:val="top"/>
+          </w:tcPr>
+          <w:p>
+            <w:pPr>
+              <w:spacing w:after="30"/>
             </w:pPr>
             <w:r>
               <w:rPr>
                 <w:b/>
                 <w:bCs/>
                 <w:color w:val="12355B"/>
-                <w:sz w:val="24"/>
-                <w:szCs w:val="24"/>
-              </w:rPr>
-              <w:t xml:space="preserve">Equation</w:t>
-            </w:r>
+                <w:sz w:val="21"/>
+                <w:szCs w:val="21"/>
+              </w:rPr>
+              <w:t xml:space="preserve">Discount</w:t>
+            </w:r>
+          </w:p>
+          <w:p>
+            <w:pPr>
+              <w:spacing w:after="0"/>
+            </w:pPr>
+            <w:r>
+              <w:rPr>
+                <w:i/>
+                <w:iCs/>
+                <w:color w:val="5F6F80"/>
+                <w:sz w:val="18"/>
+                <w:szCs w:val="18"/>
+              </w:rPr>
+              <w:t xml:space="preserve">Descuento</w:t>
+            </w:r>
+          </w:p>
+        </w:tc>
+        <w:tc>
+          <w:tcPr>
+            <w:tcW w:type="dxa" w:w="3160"/>
+            <w:tcMar>
+              <w:top w:type="dxa" w:w="80"/>
+              <w:left w:type="dxa" w:w="100"/>
+              <w:bottom w:type="dxa" w:w="80"/>
+              <w:right w:type="dxa" w:w="100"/>
+            </w:tcMar>
+            <w:vAlign w:val="top"/>
+          </w:tcPr>
+          <w:p>
+            <w:pPr>
+              <w:spacing w:after="0"/>
+            </w:pPr>
+            <w:r>
+              <w:rPr>
+                <w:sz w:val="20"/>
+                <w:szCs w:val="20"/>
+              </w:rPr>
+              <w:t xml:space="preserve">Money taken off the first price to make it cheaper.</w:t>
+            </w:r>
+          </w:p>
+        </w:tc>
+        <w:tc>
+          <w:tcPr>
+            <w:tcW w:type="dxa" w:w="2200"/>
+            <w:tcMar>
+              <w:top w:type="dxa" w:w="80"/>
+              <w:left w:type="dxa" w:w="100"/>
+              <w:bottom w:type="dxa" w:w="80"/>
+              <w:right w:type="dxa" w:w="100"/>
+            </w:tcMar>
+            <w:vAlign w:val="top"/>
+          </w:tcPr>
+          <w:p>
+            <w:pPr>
+              <w:spacing w:after="40"/>
+            </w:pPr>
             <w:r>
               <w:rPr>
                 <w:i/>
@@ -979,89 +1387,41 @@
                 <w:sz w:val="19"/>
                 <w:szCs w:val="19"/>
               </w:rPr>
-              <w:t xml:space="preserve">   Ecuación</w:t>
-            </w:r>
-          </w:p>
+              <w:t xml:space="preserve">Not Discount: write a counter-example that breaks the definition.</w:t>
+            </w:r>
+          </w:p>
+          <w:p>
+            <w:pPr>
+              <w:pBdr>
+                <w:bottom w:val="single" w:color="AFBECC" w:sz="6"/>
+              </w:pBdr>
+              <w:spacing w:after="30" w:before="150"/>
+            </w:pPr>
+            <w:r>
+              <w:t xml:space="preserve"/>
+            </w:r>
+          </w:p>
+        </w:tc>
+        <w:tc>
+          <w:tcPr>
+            <w:tcW w:type="dxa" w:w="2200"/>
+            <w:tcMar>
+              <w:top w:type="dxa" w:w="80"/>
+              <w:left w:type="dxa" w:w="100"/>
+              <w:bottom w:type="dxa" w:w="80"/>
+              <w:right w:type="dxa" w:w="100"/>
+            </w:tcMar>
+            <w:vAlign w:val="top"/>
+          </w:tcPr>
           <w:p>
             <w:pPr>
               <w:spacing w:after="40"/>
-            </w:pPr>
-            <w:r>
-              <w:rPr>
-                <w:sz w:val="21"/>
-                <w:szCs w:val="21"/>
-              </w:rPr>
-              <w:t xml:space="preserve">A number sentence with an equal sign. The percent one is: part = percent × base.</w:t>
-            </w:r>
-          </w:p>
-          <w:p>
-            <w:pPr>
-              <w:spacing w:after="0"/>
-            </w:pPr>
-            <w:r>
-              <w:rPr>
-                <w:b/>
-                <w:bCs/>
-                <w:color w:val="1FA6A2"/>
-                <w:sz w:val="18"/>
-                <w:szCs w:val="18"/>
-              </w:rPr>
-              <w:t xml:space="preserve">Example:  </w:t>
-            </w:r>
-            <w:r>
-              <w:rPr>
-                <w:i/>
-                <w:iCs/>
-                <w:color w:val="5F6F80"/>
-                <w:sz w:val="18"/>
-                <w:szCs w:val="18"/>
-              </w:rPr>
-              <w:t xml:space="preserve">part = percent × base — like 20 = 0.25 × 80.</w:t>
-            </w:r>
-          </w:p>
-        </w:tc>
-      </w:tr>
-    </w:tbl>
-    <w:tbl>
-      <w:tblPr>
-        <w:tblW w:type="pct" w:w="100%"/>
-        <w:tblBorders>
-          <w:top w:val="none" w:color="FFFFFF" w:sz="0"/>
-          <w:left w:val="none" w:color="FFFFFF" w:sz="0"/>
-          <w:bottom w:val="single" w:color="C7D2DD" w:sz="4"/>
-          <w:right w:val="none" w:color="FFFFFF" w:sz="0"/>
-          <w:insideH w:val="none" w:color="FFFFFF" w:sz="0"/>
-          <w:insideV w:val="none" w:color="FFFFFF" w:sz="0"/>
-        </w:tblBorders>
-      </w:tblPr>
-      <w:tblGrid>
-        <w:gridCol w:w="1800"/>
-        <w:gridCol w:w="7560"/>
-      </w:tblGrid>
-      <w:tr>
-        <w:trPr>
-          <w:cantSplit/>
-        </w:trPr>
-        <w:tc>
-          <w:tcPr>
-            <w:tcW w:type="dxa" w:w="1800"/>
-            <w:tcMar>
-              <w:top w:type="dxa" w:w="100"/>
-              <w:left w:type="dxa" w:w="40"/>
-              <w:bottom w:type="dxa" w:w="100"/>
-              <w:right w:type="dxa" w:w="120"/>
-            </w:tcMar>
-            <w:vAlign w:val="center"/>
-          </w:tcPr>
-          <w:p>
-            <w:pPr>
-              <w:spacing w:after="0"/>
               <w:jc w:val="center"/>
             </w:pPr>
             <w:r>
               <w:drawing>
                 <wp:inline distT="0" distB="0" distL="0" distR="0">
-                  <wp:extent cx="1047750" cy="790575"/>
+                  <wp:extent cx="876300" cy="657225"/>
                   <wp:effectExtent t="0" r="0" b="0" l="0"/>
                   <wp:docPr id="1" name="" descr="" title=""/>
                   <wp:cNvGraphicFramePr>
@@ -1086,7 +1446,7 @@
                         <pic:spPr bwMode="auto">
                           <a:xfrm>
                             <a:off x="0" y="0"/>
-                            <a:ext cx="1047750" cy="790575"/>
+                            <a:ext cx="876300" cy="657225"/>
                           </a:xfrm>
                           <a:prstGeom prst="rect">
                             <a:avLst/>
@@ -1099,32 +1459,108 @@
               </w:drawing>
             </w:r>
           </w:p>
-        </w:tc>
-        <w:tc>
-          <w:tcPr>
-            <w:tcW w:type="dxa" w:w="7560"/>
-            <w:tcMar>
-              <w:top w:type="dxa" w:w="100"/>
-              <w:left w:type="dxa" w:w="40"/>
-              <w:bottom w:type="dxa" w:w="100"/>
-              <w:right w:type="dxa" w:w="40"/>
-            </w:tcMar>
-            <w:vAlign w:val="center"/>
-          </w:tcPr>
-          <w:p>
-            <w:pPr>
-              <w:spacing w:after="50"/>
+          <w:p>
+            <w:pPr>
+              <w:spacing w:after="0"/>
+            </w:pPr>
+            <w:r>
+              <w:rPr>
+                <w:i/>
+                <w:iCs/>
+                <w:color w:val="5F6F80"/>
+                <w:sz w:val="18"/>
+                <w:szCs w:val="18"/>
+              </w:rPr>
+              <w:t xml:space="preserve">$40 shirt at 25% off: discount = $10</w:t>
+            </w:r>
+          </w:p>
+        </w:tc>
+      </w:tr>
+      <w:tr>
+        <w:trPr>
+          <w:cantSplit/>
+        </w:trPr>
+        <w:tc>
+          <w:tcPr>
+            <w:tcW w:type="dxa" w:w="1800"/>
+            <w:tcMar>
+              <w:top w:type="dxa" w:w="80"/>
+              <w:left w:type="dxa" w:w="100"/>
+              <w:bottom w:type="dxa" w:w="80"/>
+              <w:right w:type="dxa" w:w="100"/>
+            </w:tcMar>
+            <w:vAlign w:val="top"/>
+          </w:tcPr>
+          <w:p>
+            <w:pPr>
+              <w:spacing w:after="30"/>
             </w:pPr>
             <w:r>
               <w:rPr>
                 <w:b/>
                 <w:bCs/>
                 <w:color w:val="12355B"/>
-                <w:sz w:val="24"/>
-                <w:szCs w:val="24"/>
-              </w:rPr>
-              <w:t xml:space="preserve">Discount</w:t>
-            </w:r>
+                <w:sz w:val="21"/>
+                <w:szCs w:val="21"/>
+              </w:rPr>
+              <w:t xml:space="preserve">Double number line</w:t>
+            </w:r>
+          </w:p>
+          <w:p>
+            <w:pPr>
+              <w:spacing w:after="0"/>
+            </w:pPr>
+            <w:r>
+              <w:rPr>
+                <w:i/>
+                <w:iCs/>
+                <w:color w:val="5F6F80"/>
+                <w:sz w:val="18"/>
+                <w:szCs w:val="18"/>
+              </w:rPr>
+              <w:t xml:space="preserve">Recta numérica doble</w:t>
+            </w:r>
+          </w:p>
+        </w:tc>
+        <w:tc>
+          <w:tcPr>
+            <w:tcW w:type="dxa" w:w="3160"/>
+            <w:tcMar>
+              <w:top w:type="dxa" w:w="80"/>
+              <w:left w:type="dxa" w:w="100"/>
+              <w:bottom w:type="dxa" w:w="80"/>
+              <w:right w:type="dxa" w:w="100"/>
+            </w:tcMar>
+            <w:vAlign w:val="top"/>
+          </w:tcPr>
+          <w:p>
+            <w:pPr>
+              <w:spacing w:after="0"/>
+            </w:pPr>
+            <w:r>
+              <w:rPr>
+                <w:sz w:val="20"/>
+                <w:szCs w:val="20"/>
+              </w:rPr>
+              <w:t xml:space="preserve">Two number lines that line up percents with amounts.</w:t>
+            </w:r>
+          </w:p>
+        </w:tc>
+        <w:tc>
+          <w:tcPr>
+            <w:tcW w:type="dxa" w:w="2200"/>
+            <w:tcMar>
+              <w:top w:type="dxa" w:w="80"/>
+              <w:left w:type="dxa" w:w="100"/>
+              <w:bottom w:type="dxa" w:w="80"/>
+              <w:right w:type="dxa" w:w="100"/>
+            </w:tcMar>
+            <w:vAlign w:val="top"/>
+          </w:tcPr>
+          <w:p>
+            <w:pPr>
+              <w:spacing w:after="40"/>
+            </w:pPr>
             <w:r>
               <w:rPr>
                 <w:i/>
@@ -1133,89 +1569,41 @@
                 <w:sz w:val="19"/>
                 <w:szCs w:val="19"/>
               </w:rPr>
-              <w:t xml:space="preserve">   Descuento</w:t>
-            </w:r>
-          </w:p>
+              <w:t xml:space="preserve">Not Double number line: write a counter-example that breaks the definition.</w:t>
+            </w:r>
+          </w:p>
+          <w:p>
+            <w:pPr>
+              <w:pBdr>
+                <w:bottom w:val="single" w:color="AFBECC" w:sz="6"/>
+              </w:pBdr>
+              <w:spacing w:after="30" w:before="150"/>
+            </w:pPr>
+            <w:r>
+              <w:t xml:space="preserve"/>
+            </w:r>
+          </w:p>
+        </w:tc>
+        <w:tc>
+          <w:tcPr>
+            <w:tcW w:type="dxa" w:w="2200"/>
+            <w:tcMar>
+              <w:top w:type="dxa" w:w="80"/>
+              <w:left w:type="dxa" w:w="100"/>
+              <w:bottom w:type="dxa" w:w="80"/>
+              <w:right w:type="dxa" w:w="100"/>
+            </w:tcMar>
+            <w:vAlign w:val="top"/>
+          </w:tcPr>
           <w:p>
             <w:pPr>
               <w:spacing w:after="40"/>
-            </w:pPr>
-            <w:r>
-              <w:rPr>
-                <w:sz w:val="21"/>
-                <w:szCs w:val="21"/>
-              </w:rPr>
-              <w:t xml:space="preserve">Money taken off the first price to make it cheaper.</w:t>
-            </w:r>
-          </w:p>
-          <w:p>
-            <w:pPr>
-              <w:spacing w:after="0"/>
-            </w:pPr>
-            <w:r>
-              <w:rPr>
-                <w:b/>
-                <w:bCs/>
-                <w:color w:val="1FA6A2"/>
-                <w:sz w:val="18"/>
-                <w:szCs w:val="18"/>
-              </w:rPr>
-              <w:t xml:space="preserve">Example:  </w:t>
-            </w:r>
-            <w:r>
-              <w:rPr>
-                <w:i/>
-                <w:iCs/>
-                <w:color w:val="5F6F80"/>
-                <w:sz w:val="18"/>
-                <w:szCs w:val="18"/>
-              </w:rPr>
-              <w:t xml:space="preserve">$40 shirt at 25% off: discount = $10</w:t>
-            </w:r>
-          </w:p>
-        </w:tc>
-      </w:tr>
-    </w:tbl>
-    <w:tbl>
-      <w:tblPr>
-        <w:tblW w:type="pct" w:w="100%"/>
-        <w:tblBorders>
-          <w:top w:val="none" w:color="FFFFFF" w:sz="0"/>
-          <w:left w:val="none" w:color="FFFFFF" w:sz="0"/>
-          <w:bottom w:val="single" w:color="C7D2DD" w:sz="4"/>
-          <w:right w:val="none" w:color="FFFFFF" w:sz="0"/>
-          <w:insideH w:val="none" w:color="FFFFFF" w:sz="0"/>
-          <w:insideV w:val="none" w:color="FFFFFF" w:sz="0"/>
-        </w:tblBorders>
-      </w:tblPr>
-      <w:tblGrid>
-        <w:gridCol w:w="1800"/>
-        <w:gridCol w:w="7560"/>
-      </w:tblGrid>
-      <w:tr>
-        <w:trPr>
-          <w:cantSplit/>
-        </w:trPr>
-        <w:tc>
-          <w:tcPr>
-            <w:tcW w:type="dxa" w:w="1800"/>
-            <w:tcMar>
-              <w:top w:type="dxa" w:w="100"/>
-              <w:left w:type="dxa" w:w="40"/>
-              <w:bottom w:type="dxa" w:w="100"/>
-              <w:right w:type="dxa" w:w="120"/>
-            </w:tcMar>
-            <w:vAlign w:val="center"/>
-          </w:tcPr>
-          <w:p>
-            <w:pPr>
-              <w:spacing w:after="0"/>
               <w:jc w:val="center"/>
             </w:pPr>
             <w:r>
               <w:drawing>
                 <wp:inline distT="0" distB="0" distL="0" distR="0">
-                  <wp:extent cx="1047750" cy="790575"/>
+                  <wp:extent cx="876300" cy="657225"/>
                   <wp:effectExtent t="0" r="0" b="0" l="0"/>
                   <wp:docPr id="1" name="" descr="" title=""/>
                   <wp:cNvGraphicFramePr>
@@ -1240,7 +1628,7 @@
                         <pic:spPr bwMode="auto">
                           <a:xfrm>
                             <a:off x="0" y="0"/>
-                            <a:ext cx="1047750" cy="790575"/>
+                            <a:ext cx="876300" cy="657225"/>
                           </a:xfrm>
                           <a:prstGeom prst="rect">
                             <a:avLst/>
@@ -1253,32 +1641,108 @@
               </w:drawing>
             </w:r>
           </w:p>
-        </w:tc>
-        <w:tc>
-          <w:tcPr>
-            <w:tcW w:type="dxa" w:w="7560"/>
-            <w:tcMar>
-              <w:top w:type="dxa" w:w="100"/>
-              <w:left w:type="dxa" w:w="40"/>
-              <w:bottom w:type="dxa" w:w="100"/>
-              <w:right w:type="dxa" w:w="40"/>
-            </w:tcMar>
-            <w:vAlign w:val="center"/>
-          </w:tcPr>
-          <w:p>
-            <w:pPr>
-              <w:spacing w:after="50"/>
+          <w:p>
+            <w:pPr>
+              <w:spacing w:after="0"/>
+            </w:pPr>
+            <w:r>
+              <w:rPr>
+                <w:i/>
+                <w:iCs/>
+                <w:color w:val="5F6F80"/>
+                <w:sz w:val="18"/>
+                <w:szCs w:val="18"/>
+              </w:rPr>
+              <w:t xml:space="preserve">0%–100% on one line over 0–300 on the other.</w:t>
+            </w:r>
+          </w:p>
+        </w:tc>
+      </w:tr>
+      <w:tr>
+        <w:trPr>
+          <w:cantSplit/>
+        </w:trPr>
+        <w:tc>
+          <w:tcPr>
+            <w:tcW w:type="dxa" w:w="1800"/>
+            <w:tcMar>
+              <w:top w:type="dxa" w:w="80"/>
+              <w:left w:type="dxa" w:w="100"/>
+              <w:bottom w:type="dxa" w:w="80"/>
+              <w:right w:type="dxa" w:w="100"/>
+            </w:tcMar>
+            <w:vAlign w:val="top"/>
+          </w:tcPr>
+          <w:p>
+            <w:pPr>
+              <w:spacing w:after="30"/>
             </w:pPr>
             <w:r>
               <w:rPr>
                 <w:b/>
                 <w:bCs/>
                 <w:color w:val="12355B"/>
-                <w:sz w:val="24"/>
-                <w:szCs w:val="24"/>
-              </w:rPr>
-              <w:t xml:space="preserve">Double number line</w:t>
-            </w:r>
+                <w:sz w:val="21"/>
+                <w:szCs w:val="21"/>
+              </w:rPr>
+              <w:t xml:space="preserve">Equivalent fraction</w:t>
+            </w:r>
+          </w:p>
+          <w:p>
+            <w:pPr>
+              <w:spacing w:after="0"/>
+            </w:pPr>
+            <w:r>
+              <w:rPr>
+                <w:i/>
+                <w:iCs/>
+                <w:color w:val="5F6F80"/>
+                <w:sz w:val="18"/>
+                <w:szCs w:val="18"/>
+              </w:rPr>
+              <w:t xml:space="preserve">Fracción equivalente</w:t>
+            </w:r>
+          </w:p>
+        </w:tc>
+        <w:tc>
+          <w:tcPr>
+            <w:tcW w:type="dxa" w:w="3160"/>
+            <w:tcMar>
+              <w:top w:type="dxa" w:w="80"/>
+              <w:left w:type="dxa" w:w="100"/>
+              <w:bottom w:type="dxa" w:w="80"/>
+              <w:right w:type="dxa" w:w="100"/>
+            </w:tcMar>
+            <w:vAlign w:val="top"/>
+          </w:tcPr>
+          <w:p>
+            <w:pPr>
+              <w:spacing w:after="0"/>
+            </w:pPr>
+            <w:r>
+              <w:rPr>
+                <w:sz w:val="20"/>
+                <w:szCs w:val="20"/>
+              </w:rPr>
+              <w:t xml:space="preserve">A fraction with the same value written with different numbers.</w:t>
+            </w:r>
+          </w:p>
+        </w:tc>
+        <w:tc>
+          <w:tcPr>
+            <w:tcW w:type="dxa" w:w="2200"/>
+            <w:tcMar>
+              <w:top w:type="dxa" w:w="80"/>
+              <w:left w:type="dxa" w:w="100"/>
+              <w:bottom w:type="dxa" w:w="80"/>
+              <w:right w:type="dxa" w:w="100"/>
+            </w:tcMar>
+            <w:vAlign w:val="top"/>
+          </w:tcPr>
+          <w:p>
+            <w:pPr>
+              <w:spacing w:after="40"/>
+            </w:pPr>
             <w:r>
               <w:rPr>
                 <w:i/>
@@ -1287,89 +1751,41 @@
                 <w:sz w:val="19"/>
                 <w:szCs w:val="19"/>
               </w:rPr>
-              <w:t xml:space="preserve">   Recta numérica doble</w:t>
-            </w:r>
-          </w:p>
+              <w:t xml:space="preserve">Not Equivalent fraction: write a counter-example that breaks the definition.</w:t>
+            </w:r>
+          </w:p>
+          <w:p>
+            <w:pPr>
+              <w:pBdr>
+                <w:bottom w:val="single" w:color="AFBECC" w:sz="6"/>
+              </w:pBdr>
+              <w:spacing w:after="30" w:before="150"/>
+            </w:pPr>
+            <w:r>
+              <w:t xml:space="preserve"/>
+            </w:r>
+          </w:p>
+        </w:tc>
+        <w:tc>
+          <w:tcPr>
+            <w:tcW w:type="dxa" w:w="2200"/>
+            <w:tcMar>
+              <w:top w:type="dxa" w:w="80"/>
+              <w:left w:type="dxa" w:w="100"/>
+              <w:bottom w:type="dxa" w:w="80"/>
+              <w:right w:type="dxa" w:w="100"/>
+            </w:tcMar>
+            <w:vAlign w:val="top"/>
+          </w:tcPr>
           <w:p>
             <w:pPr>
               <w:spacing w:after="40"/>
-            </w:pPr>
-            <w:r>
-              <w:rPr>
-                <w:sz w:val="21"/>
-                <w:szCs w:val="21"/>
-              </w:rPr>
-              <w:t xml:space="preserve">Two number lines that line up percents with amounts.</w:t>
-            </w:r>
-          </w:p>
-          <w:p>
-            <w:pPr>
-              <w:spacing w:after="0"/>
-            </w:pPr>
-            <w:r>
-              <w:rPr>
-                <w:b/>
-                <w:bCs/>
-                <w:color w:val="1FA6A2"/>
-                <w:sz w:val="18"/>
-                <w:szCs w:val="18"/>
-              </w:rPr>
-              <w:t xml:space="preserve">Example:  </w:t>
-            </w:r>
-            <w:r>
-              <w:rPr>
-                <w:i/>
-                <w:iCs/>
-                <w:color w:val="5F6F80"/>
-                <w:sz w:val="18"/>
-                <w:szCs w:val="18"/>
-              </w:rPr>
-              <w:t xml:space="preserve">0%–100% on one line over 0–300 on the other.</w:t>
-            </w:r>
-          </w:p>
-        </w:tc>
-      </w:tr>
-    </w:tbl>
-    <w:tbl>
-      <w:tblPr>
-        <w:tblW w:type="pct" w:w="100%"/>
-        <w:tblBorders>
-          <w:top w:val="none" w:color="FFFFFF" w:sz="0"/>
-          <w:left w:val="none" w:color="FFFFFF" w:sz="0"/>
-          <w:bottom w:val="single" w:color="C7D2DD" w:sz="4"/>
-          <w:right w:val="none" w:color="FFFFFF" w:sz="0"/>
-          <w:insideH w:val="none" w:color="FFFFFF" w:sz="0"/>
-          <w:insideV w:val="none" w:color="FFFFFF" w:sz="0"/>
-        </w:tblBorders>
-      </w:tblPr>
-      <w:tblGrid>
-        <w:gridCol w:w="1800"/>
-        <w:gridCol w:w="7560"/>
-      </w:tblGrid>
-      <w:tr>
-        <w:trPr>
-          <w:cantSplit/>
-        </w:trPr>
-        <w:tc>
-          <w:tcPr>
-            <w:tcW w:type="dxa" w:w="1800"/>
-            <w:tcMar>
-              <w:top w:type="dxa" w:w="100"/>
-              <w:left w:type="dxa" w:w="40"/>
-              <w:bottom w:type="dxa" w:w="100"/>
-              <w:right w:type="dxa" w:w="120"/>
-            </w:tcMar>
-            <w:vAlign w:val="center"/>
-          </w:tcPr>
-          <w:p>
-            <w:pPr>
-              <w:spacing w:after="0"/>
               <w:jc w:val="center"/>
             </w:pPr>
             <w:r>
               <w:drawing>
                 <wp:inline distT="0" distB="0" distL="0" distR="0">
-                  <wp:extent cx="1047750" cy="790575"/>
+                  <wp:extent cx="876300" cy="657225"/>
                   <wp:effectExtent t="0" r="0" b="0" l="0"/>
                   <wp:docPr id="1" name="" descr="" title=""/>
                   <wp:cNvGraphicFramePr>
@@ -1394,7 +1810,7 @@
                         <pic:spPr bwMode="auto">
                           <a:xfrm>
                             <a:off x="0" y="0"/>
-                            <a:ext cx="1047750" cy="790575"/>
+                            <a:ext cx="876300" cy="657225"/>
                           </a:xfrm>
                           <a:prstGeom prst="rect">
                             <a:avLst/>
@@ -1407,69 +1823,10 @@
               </w:drawing>
             </w:r>
           </w:p>
-        </w:tc>
-        <w:tc>
-          <w:tcPr>
-            <w:tcW w:type="dxa" w:w="7560"/>
-            <w:tcMar>
-              <w:top w:type="dxa" w:w="100"/>
-              <w:left w:type="dxa" w:w="40"/>
-              <w:bottom w:type="dxa" w:w="100"/>
-              <w:right w:type="dxa" w:w="40"/>
-            </w:tcMar>
-            <w:vAlign w:val="center"/>
-          </w:tcPr>
-          <w:p>
-            <w:pPr>
-              <w:spacing w:after="50"/>
-            </w:pPr>
-            <w:r>
-              <w:rPr>
-                <w:b/>
-                <w:bCs/>
-                <w:color w:val="12355B"/>
-                <w:sz w:val="24"/>
-                <w:szCs w:val="24"/>
-              </w:rPr>
-              <w:t xml:space="preserve">Equivalent fraction</w:t>
-            </w:r>
-            <w:r>
-              <w:rPr>
-                <w:i/>
-                <w:iCs/>
-                <w:color w:val="5F6F80"/>
-                <w:sz w:val="19"/>
-                <w:szCs w:val="19"/>
-              </w:rPr>
-              <w:t xml:space="preserve">   Fracción equivalente</w:t>
-            </w:r>
-          </w:p>
-          <w:p>
-            <w:pPr>
-              <w:spacing w:after="40"/>
-            </w:pPr>
-            <w:r>
-              <w:rPr>
-                <w:sz w:val="21"/>
-                <w:szCs w:val="21"/>
-              </w:rPr>
-              <w:t xml:space="preserve">A fraction with the same value written with different numbers.</w:t>
-            </w:r>
-          </w:p>
           <w:p>
             <w:pPr>
               <w:spacing w:after="0"/>
             </w:pPr>
-            <w:r>
-              <w:rPr>
-                <w:b/>
-                <w:bCs/>
-                <w:color w:val="1FA6A2"/>
-                <w:sz w:val="18"/>
-                <w:szCs w:val="18"/>
-              </w:rPr>
-              <w:t xml:space="preserve">Example:  </w:t>
-            </w:r>
             <w:r>
               <w:rPr>
                 <w:i/>
@@ -2965,7 +3322,7 @@
           <w:sz w:val="21"/>
           <w:szCs w:val="21"/>
         </w:rPr>
-        <w:t xml:space="preserve">What is 20% of 150?</w:t>
+        <w:t xml:space="preserve">What is 50% of 84?</w:t>
       </w:r>
     </w:p>
     <w:p>
@@ -2978,7 +3335,7 @@
           <w:sz w:val="20"/>
           <w:szCs w:val="20"/>
         </w:rPr>
-        <w:t xml:space="preserve">A)  20</w:t>
+        <w:t xml:space="preserve">A)  34</w:t>
       </w:r>
     </w:p>
     <w:p>
@@ -2991,7 +3348,7 @@
           <w:sz w:val="20"/>
           <w:szCs w:val="20"/>
         </w:rPr>
-        <w:t xml:space="preserve">B)  30</w:t>
+        <w:t xml:space="preserve">B)  42</w:t>
       </w:r>
     </w:p>
     <w:p>
@@ -3004,7 +3361,7 @@
           <w:sz w:val="20"/>
           <w:szCs w:val="20"/>
         </w:rPr>
-        <w:t xml:space="preserve">C)  35</w:t>
+        <w:t xml:space="preserve">C)  50</w:t>
       </w:r>
     </w:p>
     <w:p>
@@ -3017,7 +3374,7 @@
           <w:sz w:val="20"/>
           <w:szCs w:val="20"/>
         </w:rPr>
-        <w:t xml:space="preserve">D)  75</w:t>
+        <w:t xml:space="preserve">D)  168</w:t>
       </w:r>
     </w:p>
     <w:p>
@@ -3039,7 +3396,7 @@
           <w:sz w:val="21"/>
           <w:szCs w:val="21"/>
         </w:rPr>
-        <w:t xml:space="preserve">20% = 0.20.</w:t>
+        <w:t xml:space="preserve">50% = 0.50.</w:t>
       </w:r>
     </w:p>
     <w:p>
@@ -3061,7 +3418,29 @@
           <w:sz w:val="21"/>
           <w:szCs w:val="21"/>
         </w:rPr>
-        <w:t xml:space="preserve">Multiply: 0.20 × 150 = 30.</w:t>
+        <w:t xml:space="preserve">Multiply: 0.50 × 84 = 42.</w:t>
+      </w:r>
+    </w:p>
+    <w:p>
+      <w:pPr>
+        <w:spacing w:after="20" w:before="50"/>
+      </w:pPr>
+      <w:r>
+        <w:rPr>
+          <w:b/>
+          <w:bCs/>
+          <w:color w:val="1FA6A2"/>
+          <w:sz w:val="21"/>
+          <w:szCs w:val="21"/>
+        </w:rPr>
+        <w:t xml:space="preserve">Step 3:  </w:t>
+      </w:r>
+      <w:r>
+        <w:rPr>
+          <w:sz w:val="21"/>
+          <w:szCs w:val="21"/>
+        </w:rPr>
+        <w:t xml:space="preserve">(Or simply divide by 2: 84 ÷ 2 = 42.)</w:t>
       </w:r>
     </w:p>
     <w:p>
@@ -3085,7 +3464,7 @@
           <w:sz w:val="21"/>
           <w:szCs w:val="21"/>
         </w:rPr>
-        <w:t xml:space="preserve">B. 30</w:t>
+        <w:t xml:space="preserve">B. 42</w:t>
       </w:r>
     </w:p>
     <w:p>
@@ -3155,7 +3534,7 @@
           <w:sz w:val="21"/>
           <w:szCs w:val="21"/>
         </w:rPr>
-        <w:t xml:space="preserve">What is 50% of 84?</w:t>
+        <w:t xml:space="preserve">What is 10% of 320?</w:t>
       </w:r>
     </w:p>
     <w:p>
@@ -3168,7 +3547,7 @@
           <w:sz w:val="20"/>
           <w:szCs w:val="20"/>
         </w:rPr>
-        <w:t xml:space="preserve">A)  34</w:t>
+        <w:t xml:space="preserve">A)  3.2</w:t>
       </w:r>
     </w:p>
     <w:p>
@@ -3181,7 +3560,7 @@
           <w:sz w:val="20"/>
           <w:szCs w:val="20"/>
         </w:rPr>
-        <w:t xml:space="preserve">B)  42</w:t>
+        <w:t xml:space="preserve">B)  32</w:t>
       </w:r>
     </w:p>
     <w:p>
@@ -3194,7 +3573,7 @@
           <w:sz w:val="20"/>
           <w:szCs w:val="20"/>
         </w:rPr>
-        <w:t xml:space="preserve">C)  50</w:t>
+        <w:t xml:space="preserve">C)  64</w:t>
       </w:r>
     </w:p>
     <w:p>
@@ -3207,7 +3586,7 @@
           <w:sz w:val="20"/>
           <w:szCs w:val="20"/>
         </w:rPr>
-        <w:t xml:space="preserve">D)  168</w:t>
+        <w:t xml:space="preserve">D)  320</w:t>
       </w:r>
     </w:p>
     <w:p>
@@ -3251,6 +3630,33 @@
           <w:szCs w:val="21"/>
         </w:rPr>
         <w:t xml:space="preserve">Step 2:</w:t>
+      </w:r>
+    </w:p>
+    <w:p>
+      <w:pPr>
+        <w:pBdr>
+          <w:bottom w:val="single" w:color="AFBECC" w:sz="6"/>
+        </w:pBdr>
+        <w:spacing w:after="30" w:before="150"/>
+      </w:pPr>
+      <w:r>
+        <w:t xml:space="preserve"/>
+      </w:r>
+    </w:p>
+    <w:p>
+      <w:pPr>
+        <w:keepNext/>
+        <w:spacing w:after="0" w:before="50"/>
+      </w:pPr>
+      <w:r>
+        <w:rPr>
+          <w:b/>
+          <w:bCs/>
+          <w:color w:val="6B4FA0"/>
+          <w:sz w:val="21"/>
+          <w:szCs w:val="21"/>
+        </w:rPr>
+        <w:t xml:space="preserve">Step 3:</w:t>
       </w:r>
     </w:p>
     <w:p>
@@ -3858,7 +4264,7 @@
           <w:sz w:val="19"/>
           <w:szCs w:val="19"/>
         </w:rPr>
-        <w:t xml:space="preserve">   You Do — show your work</w:t>
+        <w:t xml:space="preserve">   You Do — show your work and reasoning</w:t>
       </w:r>
     </w:p>
     <w:p>
@@ -3873,7 +4279,7 @@
           <w:sz w:val="19"/>
           <w:szCs w:val="19"/>
         </w:rPr>
-        <w:t xml:space="preserve">Solve each problem. Show your thinking in the work box.</w:t>
+        <w:t xml:space="preserve">Solve each problem in the middle column and explain your reasoning using the sentence starters on the right.</w:t>
       </w:r>
     </w:p>
     <w:p>
@@ -3902,120 +4308,219 @@
         <w:t xml:space="preserve">   extra scaffolding</w:t>
       </w:r>
     </w:p>
-    <w:p>
-      <w:pPr>
-        <w:keepNext/>
-        <w:spacing w:after="60" w:before="160"/>
-      </w:pPr>
-      <w:r>
-        <w:rPr>
-          <w:b/>
-          <w:bCs/>
-          <w:color w:val="12355B"/>
-          <w:sz w:val="22"/>
-          <w:szCs w:val="22"/>
-        </w:rPr>
-        <w:t xml:space="preserve">1.  </w:t>
-      </w:r>
-      <w:r>
-        <w:rPr>
-          <w:b/>
-          <w:bCs/>
-          <w:sz w:val="21"/>
-          <w:szCs w:val="21"/>
-        </w:rPr>
-        <w:t xml:space="preserve">What is 10% of 320?</w:t>
-      </w:r>
-    </w:p>
-    <w:p>
-      <w:pPr>
-        <w:spacing w:after="40"/>
-        <w:ind w:left="420"/>
-      </w:pPr>
-      <w:r>
-        <w:rPr>
-          <w:sz w:val="20"/>
-          <w:szCs w:val="20"/>
-        </w:rPr>
-        <w:t xml:space="preserve">A)  3.2</w:t>
-      </w:r>
-    </w:p>
-    <w:p>
-      <w:pPr>
-        <w:spacing w:after="40"/>
-        <w:ind w:left="420"/>
-      </w:pPr>
-      <w:r>
-        <w:rPr>
-          <w:sz w:val="20"/>
-          <w:szCs w:val="20"/>
-        </w:rPr>
-        <w:t xml:space="preserve">B)  32</w:t>
-      </w:r>
-    </w:p>
-    <w:p>
-      <w:pPr>
-        <w:spacing w:after="40"/>
-        <w:ind w:left="420"/>
-      </w:pPr>
-      <w:r>
-        <w:rPr>
-          <w:sz w:val="20"/>
-          <w:szCs w:val="20"/>
-        </w:rPr>
-        <w:t xml:space="preserve">C)  64</w:t>
-      </w:r>
-    </w:p>
-    <w:p>
-      <w:pPr>
-        <w:spacing w:after="40"/>
-        <w:ind w:left="420"/>
-      </w:pPr>
-      <w:r>
-        <w:rPr>
-          <w:sz w:val="20"/>
-          <w:szCs w:val="20"/>
-        </w:rPr>
-        <w:t xml:space="preserve">D)  320</w:t>
-      </w:r>
-    </w:p>
-    <w:p>
-      <w:pPr>
-        <w:spacing w:after="20"/>
-      </w:pPr>
-      <w:r>
-        <w:t xml:space="preserve"/>
-      </w:r>
-    </w:p>
     <w:tbl>
       <w:tblPr>
-        <w:tblW w:type="pct" w:w="100%"/>
+        <w:tblW w:type="dxa" w:w="9360"/>
         <w:tblBorders>
           <w:top w:val="single" w:color="C7D2DD" w:sz="6"/>
           <w:left w:val="single" w:color="C7D2DD" w:sz="6"/>
           <w:bottom w:val="single" w:color="C7D2DD" w:sz="6"/>
           <w:right w:val="single" w:color="C7D2DD" w:sz="6"/>
-          <w:insideH w:val="single" w:color="auto" w:sz="4"/>
-          <w:insideV w:val="single" w:color="auto" w:sz="4"/>
+          <w:insideH w:val="single" w:color="C7D2DD" w:sz="6"/>
+          <w:insideV w:val="single" w:color="C7D2DD" w:sz="6"/>
         </w:tblBorders>
       </w:tblPr>
       <w:tblGrid>
-        <w:gridCol w:w="100"/>
+        <w:gridCol w:w="2800"/>
+        <w:gridCol w:w="3560"/>
+        <w:gridCol w:w="3000"/>
       </w:tblGrid>
       <w:tr>
-        <w:tc>
-          <w:tcPr>
+        <w:trPr>
+          <w:cantSplit/>
+          <w:tblHeader/>
+        </w:trPr>
+        <w:tc>
+          <w:tcPr>
+            <w:tcW w:type="dxa" w:w="2800"/>
+            <w:shd w:fill="EEF4F8" w:color="auto" w:val="clear"/>
+            <w:tcMar>
+              <w:top w:type="dxa" w:w="60"/>
+              <w:left w:type="dxa" w:w="100"/>
+              <w:bottom w:type="dxa" w:w="60"/>
+              <w:right w:type="dxa" w:w="100"/>
+            </w:tcMar>
+          </w:tcPr>
+          <w:p>
+            <w:pPr>
+              <w:spacing w:after="0"/>
+            </w:pPr>
+            <w:r>
+              <w:rPr>
+                <w:b/>
+                <w:bCs/>
+                <w:color w:val="12355B"/>
+                <w:sz w:val="16"/>
+                <w:szCs w:val="16"/>
+              </w:rPr>
+              <w:t xml:space="preserve">CORE PROBLEM / GIVEN REPRESENTATION</w:t>
+            </w:r>
+          </w:p>
+        </w:tc>
+        <w:tc>
+          <w:tcPr>
+            <w:tcW w:type="dxa" w:w="3560"/>
+            <w:shd w:fill="EEF4F8" w:color="auto" w:val="clear"/>
+            <w:tcMar>
+              <w:top w:type="dxa" w:w="60"/>
+              <w:left w:type="dxa" w:w="100"/>
+              <w:bottom w:type="dxa" w:w="60"/>
+              <w:right w:type="dxa" w:w="100"/>
+            </w:tcMar>
+          </w:tcPr>
+          <w:p>
+            <w:pPr>
+              <w:spacing w:after="0"/>
+            </w:pPr>
+            <w:r>
+              <w:rPr>
+                <w:b/>
+                <w:bCs/>
+                <w:color w:val="12355B"/>
+                <w:sz w:val="16"/>
+                <w:szCs w:val="16"/>
+              </w:rPr>
+              <w:t xml:space="preserve">WORKING SPACE / CALCULATION STEPS</w:t>
+            </w:r>
+          </w:p>
+        </w:tc>
+        <w:tc>
+          <w:tcPr>
+            <w:tcW w:type="dxa" w:w="3000"/>
             <w:shd w:fill="FBF3E2" w:color="auto" w:val="clear"/>
             <w:tcMar>
               <w:top w:type="dxa" w:w="60"/>
-              <w:left w:type="dxa" w:w="120"/>
+              <w:left w:type="dxa" w:w="100"/>
               <w:bottom w:type="dxa" w:w="60"/>
-              <w:right w:type="dxa" w:w="120"/>
-            </w:tcMar>
-          </w:tcPr>
-          <w:p>
-            <w:pPr>
-              <w:spacing w:after="0" w:line="320"/>
+              <w:right w:type="dxa" w:w="100"/>
+            </w:tcMar>
+          </w:tcPr>
+          <w:p>
+            <w:pPr>
+              <w:spacing w:after="0"/>
+            </w:pPr>
+            <w:r>
+              <w:rPr>
+                <w:b/>
+                <w:bCs/>
+                <w:color w:val="B97A12"/>
+                <w:sz w:val="16"/>
+                <w:szCs w:val="16"/>
+              </w:rPr>
+              <w:t xml:space="preserve">EXPLAIN YOUR REASONING</w:t>
+            </w:r>
+          </w:p>
+        </w:tc>
+      </w:tr>
+      <w:tr>
+        <w:trPr>
+          <w:cantSplit/>
+        </w:trPr>
+        <w:tc>
+          <w:tcPr>
+            <w:tcW w:type="dxa" w:w="2800"/>
+            <w:tcMar>
+              <w:top w:type="dxa" w:w="80"/>
+              <w:left w:type="dxa" w:w="100"/>
+              <w:bottom w:type="dxa" w:w="80"/>
+              <w:right w:type="dxa" w:w="100"/>
+            </w:tcMar>
+            <w:vAlign w:val="top"/>
+          </w:tcPr>
+          <w:p>
+            <w:pPr>
+              <w:spacing w:after="60"/>
+            </w:pPr>
+            <w:r>
+              <w:rPr>
+                <w:b/>
+                <w:bCs/>
+                <w:color w:val="12355B"/>
+                <w:sz w:val="21"/>
+                <w:szCs w:val="21"/>
+              </w:rPr>
+              <w:t xml:space="preserve">1.  </w:t>
+            </w:r>
+            <w:r>
+              <w:rPr>
+                <w:b/>
+                <w:bCs/>
+                <w:sz w:val="20"/>
+                <w:szCs w:val="20"/>
+              </w:rPr>
+              <w:t xml:space="preserve">What is 20% of 150?</w:t>
+            </w:r>
+          </w:p>
+          <w:p>
+            <w:pPr>
+              <w:spacing w:after="30"/>
+              <w:ind w:left="180"/>
+            </w:pPr>
+            <w:r>
+              <w:rPr>
+                <w:sz w:val="19"/>
+                <w:szCs w:val="19"/>
+              </w:rPr>
+              <w:t xml:space="preserve">A)  20</w:t>
+            </w:r>
+          </w:p>
+          <w:p>
+            <w:pPr>
+              <w:spacing w:after="30"/>
+              <w:ind w:left="180"/>
+            </w:pPr>
+            <w:r>
+              <w:rPr>
+                <w:sz w:val="19"/>
+                <w:szCs w:val="19"/>
+              </w:rPr>
+              <w:t xml:space="preserve">B)  30</w:t>
+            </w:r>
+          </w:p>
+          <w:p>
+            <w:pPr>
+              <w:spacing w:after="30"/>
+              <w:ind w:left="180"/>
+            </w:pPr>
+            <w:r>
+              <w:rPr>
+                <w:sz w:val="19"/>
+                <w:szCs w:val="19"/>
+              </w:rPr>
+              <w:t xml:space="preserve">C)  35</w:t>
+            </w:r>
+          </w:p>
+          <w:p>
+            <w:pPr>
+              <w:spacing w:after="30"/>
+              <w:ind w:left="180"/>
+            </w:pPr>
+            <w:r>
+              <w:rPr>
+                <w:sz w:val="19"/>
+                <w:szCs w:val="19"/>
+              </w:rPr>
+              <w:t xml:space="preserve">D)  75</w:t>
+            </w:r>
+          </w:p>
+        </w:tc>
+        <w:tc>
+          <w:tcPr>
+            <w:tcW w:type="dxa" w:w="3560"/>
+            <w:tcMar>
+              <w:top w:type="dxa" w:w="80"/>
+              <w:left w:type="dxa" w:w="100"/>
+              <w:bottom w:type="dxa" w:w="80"/>
+              <w:right w:type="dxa" w:w="100"/>
+            </w:tcMar>
+            <w:vAlign w:val="top"/>
+          </w:tcPr>
+          <w:p>
+            <w:pPr>
+              <w:pBdr>
+                <w:bottom w:val="single" w:color="AFBECC" w:sz="6"/>
+              </w:pBdr>
+              <w:spacing w:after="30" w:before="150"/>
             </w:pPr>
             <w:r>
               <w:t xml:space="preserve"/>
@@ -4023,7 +4528,147 @@
           </w:p>
           <w:p>
             <w:pPr>
-              <w:spacing w:after="0" w:line="320"/>
+              <w:pBdr>
+                <w:bottom w:val="single" w:color="AFBECC" w:sz="6"/>
+              </w:pBdr>
+              <w:spacing w:after="30" w:before="150"/>
+            </w:pPr>
+            <w:r>
+              <w:t xml:space="preserve"/>
+            </w:r>
+          </w:p>
+          <w:p>
+            <w:pPr>
+              <w:pBdr>
+                <w:bottom w:val="single" w:color="AFBECC" w:sz="6"/>
+              </w:pBdr>
+              <w:spacing w:after="30" w:before="150"/>
+            </w:pPr>
+            <w:r>
+              <w:t xml:space="preserve"/>
+            </w:r>
+          </w:p>
+          <w:p>
+            <w:pPr>
+              <w:pBdr>
+                <w:bottom w:val="single" w:color="AFBECC" w:sz="6"/>
+              </w:pBdr>
+              <w:spacing w:after="30" w:before="150"/>
+            </w:pPr>
+            <w:r>
+              <w:t xml:space="preserve"/>
+            </w:r>
+          </w:p>
+        </w:tc>
+        <w:tc>
+          <w:tcPr>
+            <w:tcW w:type="dxa" w:w="3000"/>
+            <w:shd w:fill="FBF3E2" w:color="auto" w:val="clear"/>
+            <w:tcMar>
+              <w:top w:type="dxa" w:w="80"/>
+              <w:left w:type="dxa" w:w="100"/>
+              <w:bottom w:type="dxa" w:w="80"/>
+              <w:right w:type="dxa" w:w="100"/>
+            </w:tcMar>
+            <w:vAlign w:val="top"/>
+          </w:tcPr>
+          <w:p>
+            <w:pPr>
+              <w:spacing w:after="40"/>
+            </w:pPr>
+            <w:r>
+              <w:rPr>
+                <w:b/>
+                <w:bCs/>
+                <w:color w:val="12355B"/>
+                <w:sz w:val="19"/>
+                <w:szCs w:val="19"/>
+              </w:rPr>
+              <w:t xml:space="preserve">Because... </w:t>
+            </w:r>
+            <w:r>
+              <w:rPr>
+                <w:color w:val="AFBECC"/>
+                <w:sz w:val="19"/>
+                <w:szCs w:val="19"/>
+              </w:rPr>
+              <w:t xml:space="preserve">________________</w:t>
+            </w:r>
+          </w:p>
+          <w:p>
+            <w:pPr>
+              <w:pBdr>
+                <w:bottom w:val="single" w:color="AFBECC" w:sz="6"/>
+              </w:pBdr>
+              <w:spacing w:after="30" w:before="150"/>
+            </w:pPr>
+            <w:r>
+              <w:t xml:space="preserve"/>
+            </w:r>
+          </w:p>
+          <w:p>
+            <w:pPr>
+              <w:spacing w:after="40" w:before="80"/>
+            </w:pPr>
+            <w:r>
+              <w:rPr>
+                <w:b/>
+                <w:bCs/>
+                <w:color w:val="6B4FA0"/>
+                <w:sz w:val="19"/>
+                <w:szCs w:val="19"/>
+              </w:rPr>
+              <w:t xml:space="preserve">Although... </w:t>
+            </w:r>
+            <w:r>
+              <w:rPr>
+                <w:color w:val="AFBECC"/>
+                <w:sz w:val="19"/>
+                <w:szCs w:val="19"/>
+              </w:rPr>
+              <w:t xml:space="preserve">_______________</w:t>
+            </w:r>
+          </w:p>
+          <w:p>
+            <w:pPr>
+              <w:pBdr>
+                <w:bottom w:val="single" w:color="AFBECC" w:sz="6"/>
+              </w:pBdr>
+              <w:spacing w:after="30" w:before="150"/>
+            </w:pPr>
+            <w:r>
+              <w:t xml:space="preserve"/>
+            </w:r>
+          </w:p>
+          <w:p>
+            <w:pPr>
+              <w:spacing w:after="40" w:before="80"/>
+            </w:pPr>
+            <w:r>
+              <w:rPr>
+                <w:b/>
+                <w:bCs/>
+                <w:color w:val="1FA6A2"/>
+                <w:sz w:val="19"/>
+                <w:szCs w:val="19"/>
+              </w:rPr>
+              <w:t xml:space="preserve">Therefore... </w:t>
+            </w:r>
+            <w:r>
+              <w:rPr>
+                <w:color w:val="AFBECC"/>
+                <w:sz w:val="19"/>
+                <w:szCs w:val="19"/>
+              </w:rPr>
+              <w:t xml:space="preserve">______________</w:t>
+            </w:r>
+          </w:p>
+          <w:p>
+            <w:pPr>
+              <w:pBdr>
+                <w:bottom w:val="single" w:color="AFBECC" w:sz="6"/>
+              </w:pBdr>
+              <w:spacing w:after="30" w:before="150"/>
             </w:pPr>
             <w:r>
               <w:t xml:space="preserve"/>
@@ -4034,84 +4679,7 @@
     </w:tbl>
     <w:p>
       <w:pPr>
-        <w:keepNext/>
-        <w:spacing w:after="60" w:before="160"/>
-      </w:pPr>
-      <w:r>
-        <w:rPr>
-          <w:b/>
-          <w:bCs/>
-          <w:color w:val="12355B"/>
-          <w:sz w:val="22"/>
-          <w:szCs w:val="22"/>
-        </w:rPr>
-        <w:t xml:space="preserve">2.  </w:t>
-      </w:r>
-      <w:r>
-        <w:rPr>
-          <w:b/>
-          <w:bCs/>
-          <w:sz w:val="21"/>
-          <w:szCs w:val="21"/>
-        </w:rPr>
-        <w:t xml:space="preserve">What percent of 50 is 15?</w:t>
-      </w:r>
-    </w:p>
-    <w:p>
-      <w:pPr>
-        <w:spacing w:after="40"/>
-        <w:ind w:left="420"/>
-      </w:pPr>
-      <w:r>
-        <w:rPr>
-          <w:sz w:val="20"/>
-          <w:szCs w:val="20"/>
-        </w:rPr>
-        <w:t xml:space="preserve">A)  15%</w:t>
-      </w:r>
-    </w:p>
-    <w:p>
-      <w:pPr>
-        <w:spacing w:after="40"/>
-        <w:ind w:left="420"/>
-      </w:pPr>
-      <w:r>
-        <w:rPr>
-          <w:sz w:val="20"/>
-          <w:szCs w:val="20"/>
-        </w:rPr>
-        <w:t xml:space="preserve">B)  30%</w:t>
-      </w:r>
-    </w:p>
-    <w:p>
-      <w:pPr>
-        <w:spacing w:after="40"/>
-        <w:ind w:left="420"/>
-      </w:pPr>
-      <w:r>
-        <w:rPr>
-          <w:sz w:val="20"/>
-          <w:szCs w:val="20"/>
-        </w:rPr>
-        <w:t xml:space="preserve">C)  35%</w:t>
-      </w:r>
-    </w:p>
-    <w:p>
-      <w:pPr>
-        <w:spacing w:after="40"/>
-        <w:ind w:left="420"/>
-      </w:pPr>
-      <w:r>
-        <w:rPr>
-          <w:sz w:val="20"/>
-          <w:szCs w:val="20"/>
-        </w:rPr>
-        <w:t xml:space="preserve">D)  50%</w:t>
-      </w:r>
-    </w:p>
-    <w:p>
-      <w:pPr>
-        <w:spacing w:after="20"/>
+        <w:spacing w:after="80"/>
       </w:pPr>
       <w:r>
         <w:t xml:space="preserve"/>
@@ -4119,33 +4687,217 @@
     </w:p>
     <w:tbl>
       <w:tblPr>
-        <w:tblW w:type="pct" w:w="100%"/>
+        <w:tblW w:type="dxa" w:w="9360"/>
         <w:tblBorders>
           <w:top w:val="single" w:color="C7D2DD" w:sz="6"/>
           <w:left w:val="single" w:color="C7D2DD" w:sz="6"/>
           <w:bottom w:val="single" w:color="C7D2DD" w:sz="6"/>
           <w:right w:val="single" w:color="C7D2DD" w:sz="6"/>
-          <w:insideH w:val="single" w:color="auto" w:sz="4"/>
-          <w:insideV w:val="single" w:color="auto" w:sz="4"/>
+          <w:insideH w:val="single" w:color="C7D2DD" w:sz="6"/>
+          <w:insideV w:val="single" w:color="C7D2DD" w:sz="6"/>
         </w:tblBorders>
       </w:tblPr>
       <w:tblGrid>
-        <w:gridCol w:w="100"/>
+        <w:gridCol w:w="2800"/>
+        <w:gridCol w:w="3560"/>
+        <w:gridCol w:w="3000"/>
       </w:tblGrid>
       <w:tr>
-        <w:tc>
-          <w:tcPr>
+        <w:trPr>
+          <w:cantSplit/>
+          <w:tblHeader/>
+        </w:trPr>
+        <w:tc>
+          <w:tcPr>
+            <w:tcW w:type="dxa" w:w="2800"/>
+            <w:shd w:fill="EEF4F8" w:color="auto" w:val="clear"/>
+            <w:tcMar>
+              <w:top w:type="dxa" w:w="60"/>
+              <w:left w:type="dxa" w:w="100"/>
+              <w:bottom w:type="dxa" w:w="60"/>
+              <w:right w:type="dxa" w:w="100"/>
+            </w:tcMar>
+          </w:tcPr>
+          <w:p>
+            <w:pPr>
+              <w:spacing w:after="0"/>
+            </w:pPr>
+            <w:r>
+              <w:rPr>
+                <w:b/>
+                <w:bCs/>
+                <w:color w:val="12355B"/>
+                <w:sz w:val="16"/>
+                <w:szCs w:val="16"/>
+              </w:rPr>
+              <w:t xml:space="preserve">CORE PROBLEM / GIVEN REPRESENTATION</w:t>
+            </w:r>
+          </w:p>
+        </w:tc>
+        <w:tc>
+          <w:tcPr>
+            <w:tcW w:type="dxa" w:w="3560"/>
+            <w:shd w:fill="EEF4F8" w:color="auto" w:val="clear"/>
+            <w:tcMar>
+              <w:top w:type="dxa" w:w="60"/>
+              <w:left w:type="dxa" w:w="100"/>
+              <w:bottom w:type="dxa" w:w="60"/>
+              <w:right w:type="dxa" w:w="100"/>
+            </w:tcMar>
+          </w:tcPr>
+          <w:p>
+            <w:pPr>
+              <w:spacing w:after="0"/>
+            </w:pPr>
+            <w:r>
+              <w:rPr>
+                <w:b/>
+                <w:bCs/>
+                <w:color w:val="12355B"/>
+                <w:sz w:val="16"/>
+                <w:szCs w:val="16"/>
+              </w:rPr>
+              <w:t xml:space="preserve">WORKING SPACE / CALCULATION STEPS</w:t>
+            </w:r>
+          </w:p>
+        </w:tc>
+        <w:tc>
+          <w:tcPr>
+            <w:tcW w:type="dxa" w:w="3000"/>
             <w:shd w:fill="FBF3E2" w:color="auto" w:val="clear"/>
             <w:tcMar>
               <w:top w:type="dxa" w:w="60"/>
-              <w:left w:type="dxa" w:w="120"/>
+              <w:left w:type="dxa" w:w="100"/>
               <w:bottom w:type="dxa" w:w="60"/>
-              <w:right w:type="dxa" w:w="120"/>
-            </w:tcMar>
-          </w:tcPr>
-          <w:p>
-            <w:pPr>
-              <w:spacing w:after="0" w:line="320"/>
+              <w:right w:type="dxa" w:w="100"/>
+            </w:tcMar>
+          </w:tcPr>
+          <w:p>
+            <w:pPr>
+              <w:spacing w:after="0"/>
+            </w:pPr>
+            <w:r>
+              <w:rPr>
+                <w:b/>
+                <w:bCs/>
+                <w:color w:val="B97A12"/>
+                <w:sz w:val="16"/>
+                <w:szCs w:val="16"/>
+              </w:rPr>
+              <w:t xml:space="preserve">EXPLAIN YOUR REASONING</w:t>
+            </w:r>
+          </w:p>
+        </w:tc>
+      </w:tr>
+      <w:tr>
+        <w:trPr>
+          <w:cantSplit/>
+        </w:trPr>
+        <w:tc>
+          <w:tcPr>
+            <w:tcW w:type="dxa" w:w="2800"/>
+            <w:tcMar>
+              <w:top w:type="dxa" w:w="80"/>
+              <w:left w:type="dxa" w:w="100"/>
+              <w:bottom w:type="dxa" w:w="80"/>
+              <w:right w:type="dxa" w:w="100"/>
+            </w:tcMar>
+            <w:vAlign w:val="top"/>
+          </w:tcPr>
+          <w:p>
+            <w:pPr>
+              <w:spacing w:after="60"/>
+            </w:pPr>
+            <w:r>
+              <w:rPr>
+                <w:b/>
+                <w:bCs/>
+                <w:color w:val="12355B"/>
+                <w:sz w:val="21"/>
+                <w:szCs w:val="21"/>
+              </w:rPr>
+              <w:t xml:space="preserve">2.  </w:t>
+            </w:r>
+            <w:r>
+              <w:rPr>
+                <w:b/>
+                <w:bCs/>
+                <w:sz w:val="20"/>
+                <w:szCs w:val="20"/>
+              </w:rPr>
+              <w:t xml:space="preserve">What is 40% of 50?</w:t>
+            </w:r>
+          </w:p>
+          <w:p>
+            <w:pPr>
+              <w:spacing w:after="30"/>
+              <w:ind w:left="180"/>
+            </w:pPr>
+            <w:r>
+              <w:rPr>
+                <w:sz w:val="19"/>
+                <w:szCs w:val="19"/>
+              </w:rPr>
+              <w:t xml:space="preserve">A)  5</w:t>
+            </w:r>
+          </w:p>
+          <w:p>
+            <w:pPr>
+              <w:spacing w:after="30"/>
+              <w:ind w:left="180"/>
+            </w:pPr>
+            <w:r>
+              <w:rPr>
+                <w:sz w:val="19"/>
+                <w:szCs w:val="19"/>
+              </w:rPr>
+              <w:t xml:space="preserve">B)  20</w:t>
+            </w:r>
+          </w:p>
+          <w:p>
+            <w:pPr>
+              <w:spacing w:after="30"/>
+              <w:ind w:left="180"/>
+            </w:pPr>
+            <w:r>
+              <w:rPr>
+                <w:sz w:val="19"/>
+                <w:szCs w:val="19"/>
+              </w:rPr>
+              <w:t xml:space="preserve">C)  40</w:t>
+            </w:r>
+          </w:p>
+          <w:p>
+            <w:pPr>
+              <w:spacing w:after="30"/>
+              <w:ind w:left="180"/>
+            </w:pPr>
+            <w:r>
+              <w:rPr>
+                <w:sz w:val="19"/>
+                <w:szCs w:val="19"/>
+              </w:rPr>
+              <w:t xml:space="preserve">D)  90</w:t>
+            </w:r>
+          </w:p>
+        </w:tc>
+        <w:tc>
+          <w:tcPr>
+            <w:tcW w:type="dxa" w:w="3560"/>
+            <w:tcMar>
+              <w:top w:type="dxa" w:w="80"/>
+              <w:left w:type="dxa" w:w="100"/>
+              <w:bottom w:type="dxa" w:w="80"/>
+              <w:right w:type="dxa" w:w="100"/>
+            </w:tcMar>
+            <w:vAlign w:val="top"/>
+          </w:tcPr>
+          <w:p>
+            <w:pPr>
+              <w:pBdr>
+                <w:bottom w:val="single" w:color="AFBECC" w:sz="6"/>
+              </w:pBdr>
+              <w:spacing w:after="30" w:before="150"/>
             </w:pPr>
             <w:r>
               <w:t xml:space="preserve"/>
@@ -4153,7 +4905,147 @@
           </w:p>
           <w:p>
             <w:pPr>
-              <w:spacing w:after="0" w:line="320"/>
+              <w:pBdr>
+                <w:bottom w:val="single" w:color="AFBECC" w:sz="6"/>
+              </w:pBdr>
+              <w:spacing w:after="30" w:before="150"/>
+            </w:pPr>
+            <w:r>
+              <w:t xml:space="preserve"/>
+            </w:r>
+          </w:p>
+          <w:p>
+            <w:pPr>
+              <w:pBdr>
+                <w:bottom w:val="single" w:color="AFBECC" w:sz="6"/>
+              </w:pBdr>
+              <w:spacing w:after="30" w:before="150"/>
+            </w:pPr>
+            <w:r>
+              <w:t xml:space="preserve"/>
+            </w:r>
+          </w:p>
+          <w:p>
+            <w:pPr>
+              <w:pBdr>
+                <w:bottom w:val="single" w:color="AFBECC" w:sz="6"/>
+              </w:pBdr>
+              <w:spacing w:after="30" w:before="150"/>
+            </w:pPr>
+            <w:r>
+              <w:t xml:space="preserve"/>
+            </w:r>
+          </w:p>
+        </w:tc>
+        <w:tc>
+          <w:tcPr>
+            <w:tcW w:type="dxa" w:w="3000"/>
+            <w:shd w:fill="FBF3E2" w:color="auto" w:val="clear"/>
+            <w:tcMar>
+              <w:top w:type="dxa" w:w="80"/>
+              <w:left w:type="dxa" w:w="100"/>
+              <w:bottom w:type="dxa" w:w="80"/>
+              <w:right w:type="dxa" w:w="100"/>
+            </w:tcMar>
+            <w:vAlign w:val="top"/>
+          </w:tcPr>
+          <w:p>
+            <w:pPr>
+              <w:spacing w:after="40"/>
+            </w:pPr>
+            <w:r>
+              <w:rPr>
+                <w:b/>
+                <w:bCs/>
+                <w:color w:val="12355B"/>
+                <w:sz w:val="19"/>
+                <w:szCs w:val="19"/>
+              </w:rPr>
+              <w:t xml:space="preserve">Because... </w:t>
+            </w:r>
+            <w:r>
+              <w:rPr>
+                <w:color w:val="AFBECC"/>
+                <w:sz w:val="19"/>
+                <w:szCs w:val="19"/>
+              </w:rPr>
+              <w:t xml:space="preserve">________________</w:t>
+            </w:r>
+          </w:p>
+          <w:p>
+            <w:pPr>
+              <w:pBdr>
+                <w:bottom w:val="single" w:color="AFBECC" w:sz="6"/>
+              </w:pBdr>
+              <w:spacing w:after="30" w:before="150"/>
+            </w:pPr>
+            <w:r>
+              <w:t xml:space="preserve"/>
+            </w:r>
+          </w:p>
+          <w:p>
+            <w:pPr>
+              <w:spacing w:after="40" w:before="80"/>
+            </w:pPr>
+            <w:r>
+              <w:rPr>
+                <w:b/>
+                <w:bCs/>
+                <w:color w:val="6B4FA0"/>
+                <w:sz w:val="19"/>
+                <w:szCs w:val="19"/>
+              </w:rPr>
+              <w:t xml:space="preserve">Although... </w:t>
+            </w:r>
+            <w:r>
+              <w:rPr>
+                <w:color w:val="AFBECC"/>
+                <w:sz w:val="19"/>
+                <w:szCs w:val="19"/>
+              </w:rPr>
+              <w:t xml:space="preserve">_______________</w:t>
+            </w:r>
+          </w:p>
+          <w:p>
+            <w:pPr>
+              <w:pBdr>
+                <w:bottom w:val="single" w:color="AFBECC" w:sz="6"/>
+              </w:pBdr>
+              <w:spacing w:after="30" w:before="150"/>
+            </w:pPr>
+            <w:r>
+              <w:t xml:space="preserve"/>
+            </w:r>
+          </w:p>
+          <w:p>
+            <w:pPr>
+              <w:spacing w:after="40" w:before="80"/>
+            </w:pPr>
+            <w:r>
+              <w:rPr>
+                <w:b/>
+                <w:bCs/>
+                <w:color w:val="1FA6A2"/>
+                <w:sz w:val="19"/>
+                <w:szCs w:val="19"/>
+              </w:rPr>
+              <w:t xml:space="preserve">Therefore... </w:t>
+            </w:r>
+            <w:r>
+              <w:rPr>
+                <w:color w:val="AFBECC"/>
+                <w:sz w:val="19"/>
+                <w:szCs w:val="19"/>
+              </w:rPr>
+              <w:t xml:space="preserve">______________</w:t>
+            </w:r>
+          </w:p>
+          <w:p>
+            <w:pPr>
+              <w:pBdr>
+                <w:bottom w:val="single" w:color="AFBECC" w:sz="6"/>
+              </w:pBdr>
+              <w:spacing w:after="30" w:before="150"/>
             </w:pPr>
             <w:r>
               <w:t xml:space="preserve"/>
@@ -4162,6 +5054,14 @@
         </w:tc>
       </w:tr>
     </w:tbl>
+    <w:p>
+      <w:pPr>
+        <w:spacing w:after="80"/>
+      </w:pPr>
+      <w:r>
+        <w:t xml:space="preserve"/>
+      </w:r>
+    </w:p>
     <w:p>
       <w:pPr>
         <w:pStyle w:val="Heading2"/>
@@ -4188,120 +5088,219 @@
         <w:t xml:space="preserve">   grade-level practice</w:t>
       </w:r>
     </w:p>
-    <w:p>
-      <w:pPr>
-        <w:keepNext/>
-        <w:spacing w:after="60" w:before="160"/>
-      </w:pPr>
-      <w:r>
-        <w:rPr>
-          <w:b/>
-          <w:bCs/>
-          <w:color w:val="12355B"/>
-          <w:sz w:val="22"/>
-          <w:szCs w:val="22"/>
-        </w:rPr>
-        <w:t xml:space="preserve">3.  </w:t>
-      </w:r>
-      <w:r>
-        <w:rPr>
-          <w:b/>
-          <w:bCs/>
-          <w:sz w:val="21"/>
-          <w:szCs w:val="21"/>
-        </w:rPr>
-        <w:t xml:space="preserve">An arcade prize costs 240 tickets. If you have a coupon for 15% off, how many tickets do you save?</w:t>
-      </w:r>
-    </w:p>
-    <w:p>
-      <w:pPr>
-        <w:spacing w:after="40"/>
-        <w:ind w:left="420"/>
-      </w:pPr>
-      <w:r>
-        <w:rPr>
-          <w:sz w:val="20"/>
-          <w:szCs w:val="20"/>
-        </w:rPr>
-        <w:t xml:space="preserve">A)  15 tickets</w:t>
-      </w:r>
-    </w:p>
-    <w:p>
-      <w:pPr>
-        <w:spacing w:after="40"/>
-        <w:ind w:left="420"/>
-      </w:pPr>
-      <w:r>
-        <w:rPr>
-          <w:sz w:val="20"/>
-          <w:szCs w:val="20"/>
-        </w:rPr>
-        <w:t xml:space="preserve">B)  24 tickets</w:t>
-      </w:r>
-    </w:p>
-    <w:p>
-      <w:pPr>
-        <w:spacing w:after="40"/>
-        <w:ind w:left="420"/>
-      </w:pPr>
-      <w:r>
-        <w:rPr>
-          <w:sz w:val="20"/>
-          <w:szCs w:val="20"/>
-        </w:rPr>
-        <w:t xml:space="preserve">C)  36 tickets</w:t>
-      </w:r>
-    </w:p>
-    <w:p>
-      <w:pPr>
-        <w:spacing w:after="40"/>
-        <w:ind w:left="420"/>
-      </w:pPr>
-      <w:r>
-        <w:rPr>
-          <w:sz w:val="20"/>
-          <w:szCs w:val="20"/>
-        </w:rPr>
-        <w:t xml:space="preserve">D)  204 tickets</w:t>
-      </w:r>
-    </w:p>
-    <w:p>
-      <w:pPr>
-        <w:spacing w:after="20"/>
-      </w:pPr>
-      <w:r>
-        <w:t xml:space="preserve"/>
-      </w:r>
-    </w:p>
     <w:tbl>
       <w:tblPr>
-        <w:tblW w:type="pct" w:w="100%"/>
+        <w:tblW w:type="dxa" w:w="9360"/>
         <w:tblBorders>
           <w:top w:val="single" w:color="C7D2DD" w:sz="6"/>
           <w:left w:val="single" w:color="C7D2DD" w:sz="6"/>
           <w:bottom w:val="single" w:color="C7D2DD" w:sz="6"/>
           <w:right w:val="single" w:color="C7D2DD" w:sz="6"/>
-          <w:insideH w:val="single" w:color="auto" w:sz="4"/>
-          <w:insideV w:val="single" w:color="auto" w:sz="4"/>
+          <w:insideH w:val="single" w:color="C7D2DD" w:sz="6"/>
+          <w:insideV w:val="single" w:color="C7D2DD" w:sz="6"/>
         </w:tblBorders>
       </w:tblPr>
       <w:tblGrid>
-        <w:gridCol w:w="100"/>
+        <w:gridCol w:w="2800"/>
+        <w:gridCol w:w="3560"/>
+        <w:gridCol w:w="3000"/>
       </w:tblGrid>
       <w:tr>
-        <w:tc>
-          <w:tcPr>
+        <w:trPr>
+          <w:cantSplit/>
+          <w:tblHeader/>
+        </w:trPr>
+        <w:tc>
+          <w:tcPr>
+            <w:tcW w:type="dxa" w:w="2800"/>
+            <w:shd w:fill="EEF4F8" w:color="auto" w:val="clear"/>
+            <w:tcMar>
+              <w:top w:type="dxa" w:w="60"/>
+              <w:left w:type="dxa" w:w="100"/>
+              <w:bottom w:type="dxa" w:w="60"/>
+              <w:right w:type="dxa" w:w="100"/>
+            </w:tcMar>
+          </w:tcPr>
+          <w:p>
+            <w:pPr>
+              <w:spacing w:after="0"/>
+            </w:pPr>
+            <w:r>
+              <w:rPr>
+                <w:b/>
+                <w:bCs/>
+                <w:color w:val="12355B"/>
+                <w:sz w:val="16"/>
+                <w:szCs w:val="16"/>
+              </w:rPr>
+              <w:t xml:space="preserve">CORE PROBLEM / GIVEN REPRESENTATION</w:t>
+            </w:r>
+          </w:p>
+        </w:tc>
+        <w:tc>
+          <w:tcPr>
+            <w:tcW w:type="dxa" w:w="3560"/>
+            <w:shd w:fill="EEF4F8" w:color="auto" w:val="clear"/>
+            <w:tcMar>
+              <w:top w:type="dxa" w:w="60"/>
+              <w:left w:type="dxa" w:w="100"/>
+              <w:bottom w:type="dxa" w:w="60"/>
+              <w:right w:type="dxa" w:w="100"/>
+            </w:tcMar>
+          </w:tcPr>
+          <w:p>
+            <w:pPr>
+              <w:spacing w:after="0"/>
+            </w:pPr>
+            <w:r>
+              <w:rPr>
+                <w:b/>
+                <w:bCs/>
+                <w:color w:val="12355B"/>
+                <w:sz w:val="16"/>
+                <w:szCs w:val="16"/>
+              </w:rPr>
+              <w:t xml:space="preserve">WORKING SPACE / CALCULATION STEPS</w:t>
+            </w:r>
+          </w:p>
+        </w:tc>
+        <w:tc>
+          <w:tcPr>
+            <w:tcW w:type="dxa" w:w="3000"/>
             <w:shd w:fill="FBF3E2" w:color="auto" w:val="clear"/>
             <w:tcMar>
               <w:top w:type="dxa" w:w="60"/>
-              <w:left w:type="dxa" w:w="120"/>
+              <w:left w:type="dxa" w:w="100"/>
               <w:bottom w:type="dxa" w:w="60"/>
-              <w:right w:type="dxa" w:w="120"/>
-            </w:tcMar>
-          </w:tcPr>
-          <w:p>
-            <w:pPr>
-              <w:spacing w:after="0" w:line="320"/>
+              <w:right w:type="dxa" w:w="100"/>
+            </w:tcMar>
+          </w:tcPr>
+          <w:p>
+            <w:pPr>
+              <w:spacing w:after="0"/>
+            </w:pPr>
+            <w:r>
+              <w:rPr>
+                <w:b/>
+                <w:bCs/>
+                <w:color w:val="B97A12"/>
+                <w:sz w:val="16"/>
+                <w:szCs w:val="16"/>
+              </w:rPr>
+              <w:t xml:space="preserve">EXPLAIN YOUR REASONING</w:t>
+            </w:r>
+          </w:p>
+        </w:tc>
+      </w:tr>
+      <w:tr>
+        <w:trPr>
+          <w:cantSplit/>
+        </w:trPr>
+        <w:tc>
+          <w:tcPr>
+            <w:tcW w:type="dxa" w:w="2800"/>
+            <w:tcMar>
+              <w:top w:type="dxa" w:w="80"/>
+              <w:left w:type="dxa" w:w="100"/>
+              <w:bottom w:type="dxa" w:w="80"/>
+              <w:right w:type="dxa" w:w="100"/>
+            </w:tcMar>
+            <w:vAlign w:val="top"/>
+          </w:tcPr>
+          <w:p>
+            <w:pPr>
+              <w:spacing w:after="60"/>
+            </w:pPr>
+            <w:r>
+              <w:rPr>
+                <w:b/>
+                <w:bCs/>
+                <w:color w:val="12355B"/>
+                <w:sz w:val="21"/>
+                <w:szCs w:val="21"/>
+              </w:rPr>
+              <w:t xml:space="preserve">3.  </w:t>
+            </w:r>
+            <w:r>
+              <w:rPr>
+                <w:b/>
+                <w:bCs/>
+                <w:sz w:val="20"/>
+                <w:szCs w:val="20"/>
+              </w:rPr>
+              <w:t xml:space="preserve">An arcade prize costs 240 tickets. If you have a coupon for 15% off, how many tickets do you save?</w:t>
+            </w:r>
+          </w:p>
+          <w:p>
+            <w:pPr>
+              <w:spacing w:after="30"/>
+              <w:ind w:left="180"/>
+            </w:pPr>
+            <w:r>
+              <w:rPr>
+                <w:sz w:val="19"/>
+                <w:szCs w:val="19"/>
+              </w:rPr>
+              <w:t xml:space="preserve">A)  15 tickets</w:t>
+            </w:r>
+          </w:p>
+          <w:p>
+            <w:pPr>
+              <w:spacing w:after="30"/>
+              <w:ind w:left="180"/>
+            </w:pPr>
+            <w:r>
+              <w:rPr>
+                <w:sz w:val="19"/>
+                <w:szCs w:val="19"/>
+              </w:rPr>
+              <w:t xml:space="preserve">B)  24 tickets</w:t>
+            </w:r>
+          </w:p>
+          <w:p>
+            <w:pPr>
+              <w:spacing w:after="30"/>
+              <w:ind w:left="180"/>
+            </w:pPr>
+            <w:r>
+              <w:rPr>
+                <w:sz w:val="19"/>
+                <w:szCs w:val="19"/>
+              </w:rPr>
+              <w:t xml:space="preserve">C)  36 tickets</w:t>
+            </w:r>
+          </w:p>
+          <w:p>
+            <w:pPr>
+              <w:spacing w:after="30"/>
+              <w:ind w:left="180"/>
+            </w:pPr>
+            <w:r>
+              <w:rPr>
+                <w:sz w:val="19"/>
+                <w:szCs w:val="19"/>
+              </w:rPr>
+              <w:t xml:space="preserve">D)  204 tickets</w:t>
+            </w:r>
+          </w:p>
+        </w:tc>
+        <w:tc>
+          <w:tcPr>
+            <w:tcW w:type="dxa" w:w="3560"/>
+            <w:tcMar>
+              <w:top w:type="dxa" w:w="80"/>
+              <w:left w:type="dxa" w:w="100"/>
+              <w:bottom w:type="dxa" w:w="80"/>
+              <w:right w:type="dxa" w:w="100"/>
+            </w:tcMar>
+            <w:vAlign w:val="top"/>
+          </w:tcPr>
+          <w:p>
+            <w:pPr>
+              <w:pBdr>
+                <w:bottom w:val="single" w:color="AFBECC" w:sz="6"/>
+              </w:pBdr>
+              <w:spacing w:after="30" w:before="150"/>
             </w:pPr>
             <w:r>
               <w:t xml:space="preserve"/>
@@ -4309,7 +5308,147 @@
           </w:p>
           <w:p>
             <w:pPr>
-              <w:spacing w:after="0" w:line="320"/>
+              <w:pBdr>
+                <w:bottom w:val="single" w:color="AFBECC" w:sz="6"/>
+              </w:pBdr>
+              <w:spacing w:after="30" w:before="150"/>
+            </w:pPr>
+            <w:r>
+              <w:t xml:space="preserve"/>
+            </w:r>
+          </w:p>
+          <w:p>
+            <w:pPr>
+              <w:pBdr>
+                <w:bottom w:val="single" w:color="AFBECC" w:sz="6"/>
+              </w:pBdr>
+              <w:spacing w:after="30" w:before="150"/>
+            </w:pPr>
+            <w:r>
+              <w:t xml:space="preserve"/>
+            </w:r>
+          </w:p>
+          <w:p>
+            <w:pPr>
+              <w:pBdr>
+                <w:bottom w:val="single" w:color="AFBECC" w:sz="6"/>
+              </w:pBdr>
+              <w:spacing w:after="30" w:before="150"/>
+            </w:pPr>
+            <w:r>
+              <w:t xml:space="preserve"/>
+            </w:r>
+          </w:p>
+        </w:tc>
+        <w:tc>
+          <w:tcPr>
+            <w:tcW w:type="dxa" w:w="3000"/>
+            <w:shd w:fill="FBF3E2" w:color="auto" w:val="clear"/>
+            <w:tcMar>
+              <w:top w:type="dxa" w:w="80"/>
+              <w:left w:type="dxa" w:w="100"/>
+              <w:bottom w:type="dxa" w:w="80"/>
+              <w:right w:type="dxa" w:w="100"/>
+            </w:tcMar>
+            <w:vAlign w:val="top"/>
+          </w:tcPr>
+          <w:p>
+            <w:pPr>
+              <w:spacing w:after="40"/>
+            </w:pPr>
+            <w:r>
+              <w:rPr>
+                <w:b/>
+                <w:bCs/>
+                <w:color w:val="12355B"/>
+                <w:sz w:val="19"/>
+                <w:szCs w:val="19"/>
+              </w:rPr>
+              <w:t xml:space="preserve">Because... </w:t>
+            </w:r>
+            <w:r>
+              <w:rPr>
+                <w:color w:val="AFBECC"/>
+                <w:sz w:val="19"/>
+                <w:szCs w:val="19"/>
+              </w:rPr>
+              <w:t xml:space="preserve">________________</w:t>
+            </w:r>
+          </w:p>
+          <w:p>
+            <w:pPr>
+              <w:pBdr>
+                <w:bottom w:val="single" w:color="AFBECC" w:sz="6"/>
+              </w:pBdr>
+              <w:spacing w:after="30" w:before="150"/>
+            </w:pPr>
+            <w:r>
+              <w:t xml:space="preserve"/>
+            </w:r>
+          </w:p>
+          <w:p>
+            <w:pPr>
+              <w:spacing w:after="40" w:before="80"/>
+            </w:pPr>
+            <w:r>
+              <w:rPr>
+                <w:b/>
+                <w:bCs/>
+                <w:color w:val="6B4FA0"/>
+                <w:sz w:val="19"/>
+                <w:szCs w:val="19"/>
+              </w:rPr>
+              <w:t xml:space="preserve">Although... </w:t>
+            </w:r>
+            <w:r>
+              <w:rPr>
+                <w:color w:val="AFBECC"/>
+                <w:sz w:val="19"/>
+                <w:szCs w:val="19"/>
+              </w:rPr>
+              <w:t xml:space="preserve">_______________</w:t>
+            </w:r>
+          </w:p>
+          <w:p>
+            <w:pPr>
+              <w:pBdr>
+                <w:bottom w:val="single" w:color="AFBECC" w:sz="6"/>
+              </w:pBdr>
+              <w:spacing w:after="30" w:before="150"/>
+            </w:pPr>
+            <w:r>
+              <w:t xml:space="preserve"/>
+            </w:r>
+          </w:p>
+          <w:p>
+            <w:pPr>
+              <w:spacing w:after="40" w:before="80"/>
+            </w:pPr>
+            <w:r>
+              <w:rPr>
+                <w:b/>
+                <w:bCs/>
+                <w:color w:val="1FA6A2"/>
+                <w:sz w:val="19"/>
+                <w:szCs w:val="19"/>
+              </w:rPr>
+              <w:t xml:space="preserve">Therefore... </w:t>
+            </w:r>
+            <w:r>
+              <w:rPr>
+                <w:color w:val="AFBECC"/>
+                <w:sz w:val="19"/>
+                <w:szCs w:val="19"/>
+              </w:rPr>
+              <w:t xml:space="preserve">______________</w:t>
+            </w:r>
+          </w:p>
+          <w:p>
+            <w:pPr>
+              <w:pBdr>
+                <w:bottom w:val="single" w:color="AFBECC" w:sz="6"/>
+              </w:pBdr>
+              <w:spacing w:after="30" w:before="150"/>
             </w:pPr>
             <w:r>
               <w:t xml:space="preserve"/>
@@ -4320,84 +5459,7 @@
     </w:tbl>
     <w:p>
       <w:pPr>
-        <w:keepNext/>
-        <w:spacing w:after="60" w:before="160"/>
-      </w:pPr>
-      <w:r>
-        <w:rPr>
-          <w:b/>
-          <w:bCs/>
-          <w:color w:val="12355B"/>
-          <w:sz w:val="22"/>
-          <w:szCs w:val="22"/>
-        </w:rPr>
-        <w:t xml:space="preserve">4.  </w:t>
-      </w:r>
-      <w:r>
-        <w:rPr>
-          <w:b/>
-          <w:bCs/>
-          <w:sz w:val="21"/>
-          <w:szCs w:val="21"/>
-        </w:rPr>
-        <w:t xml:space="preserve">A student scored 72 out of 90 on a test. What percent did they score?</w:t>
-      </w:r>
-    </w:p>
-    <w:p>
-      <w:pPr>
-        <w:spacing w:after="40"/>
-        <w:ind w:left="420"/>
-      </w:pPr>
-      <w:r>
-        <w:rPr>
-          <w:sz w:val="20"/>
-          <w:szCs w:val="20"/>
-        </w:rPr>
-        <w:t xml:space="preserve">A)  72%</w:t>
-      </w:r>
-    </w:p>
-    <w:p>
-      <w:pPr>
-        <w:spacing w:after="40"/>
-        <w:ind w:left="420"/>
-      </w:pPr>
-      <w:r>
-        <w:rPr>
-          <w:sz w:val="20"/>
-          <w:szCs w:val="20"/>
-        </w:rPr>
-        <w:t xml:space="preserve">B)  75%</w:t>
-      </w:r>
-    </w:p>
-    <w:p>
-      <w:pPr>
-        <w:spacing w:after="40"/>
-        <w:ind w:left="420"/>
-      </w:pPr>
-      <w:r>
-        <w:rPr>
-          <w:sz w:val="20"/>
-          <w:szCs w:val="20"/>
-        </w:rPr>
-        <w:t xml:space="preserve">C)  80%</w:t>
-      </w:r>
-    </w:p>
-    <w:p>
-      <w:pPr>
-        <w:spacing w:after="40"/>
-        <w:ind w:left="420"/>
-      </w:pPr>
-      <w:r>
-        <w:rPr>
-          <w:sz w:val="20"/>
-          <w:szCs w:val="20"/>
-        </w:rPr>
-        <w:t xml:space="preserve">D)  90%</w:t>
-      </w:r>
-    </w:p>
-    <w:p>
-      <w:pPr>
-        <w:spacing w:after="20"/>
+        <w:spacing w:after="80"/>
       </w:pPr>
       <w:r>
         <w:t xml:space="preserve"/>
@@ -4405,33 +5467,217 @@
     </w:p>
     <w:tbl>
       <w:tblPr>
-        <w:tblW w:type="pct" w:w="100%"/>
+        <w:tblW w:type="dxa" w:w="9360"/>
         <w:tblBorders>
           <w:top w:val="single" w:color="C7D2DD" w:sz="6"/>
           <w:left w:val="single" w:color="C7D2DD" w:sz="6"/>
           <w:bottom w:val="single" w:color="C7D2DD" w:sz="6"/>
           <w:right w:val="single" w:color="C7D2DD" w:sz="6"/>
-          <w:insideH w:val="single" w:color="auto" w:sz="4"/>
-          <w:insideV w:val="single" w:color="auto" w:sz="4"/>
+          <w:insideH w:val="single" w:color="C7D2DD" w:sz="6"/>
+          <w:insideV w:val="single" w:color="C7D2DD" w:sz="6"/>
         </w:tblBorders>
       </w:tblPr>
       <w:tblGrid>
-        <w:gridCol w:w="100"/>
+        <w:gridCol w:w="2800"/>
+        <w:gridCol w:w="3560"/>
+        <w:gridCol w:w="3000"/>
       </w:tblGrid>
       <w:tr>
-        <w:tc>
-          <w:tcPr>
+        <w:trPr>
+          <w:cantSplit/>
+          <w:tblHeader/>
+        </w:trPr>
+        <w:tc>
+          <w:tcPr>
+            <w:tcW w:type="dxa" w:w="2800"/>
+            <w:shd w:fill="EEF4F8" w:color="auto" w:val="clear"/>
+            <w:tcMar>
+              <w:top w:type="dxa" w:w="60"/>
+              <w:left w:type="dxa" w:w="100"/>
+              <w:bottom w:type="dxa" w:w="60"/>
+              <w:right w:type="dxa" w:w="100"/>
+            </w:tcMar>
+          </w:tcPr>
+          <w:p>
+            <w:pPr>
+              <w:spacing w:after="0"/>
+            </w:pPr>
+            <w:r>
+              <w:rPr>
+                <w:b/>
+                <w:bCs/>
+                <w:color w:val="12355B"/>
+                <w:sz w:val="16"/>
+                <w:szCs w:val="16"/>
+              </w:rPr>
+              <w:t xml:space="preserve">CORE PROBLEM / GIVEN REPRESENTATION</w:t>
+            </w:r>
+          </w:p>
+        </w:tc>
+        <w:tc>
+          <w:tcPr>
+            <w:tcW w:type="dxa" w:w="3560"/>
+            <w:shd w:fill="EEF4F8" w:color="auto" w:val="clear"/>
+            <w:tcMar>
+              <w:top w:type="dxa" w:w="60"/>
+              <w:left w:type="dxa" w:w="100"/>
+              <w:bottom w:type="dxa" w:w="60"/>
+              <w:right w:type="dxa" w:w="100"/>
+            </w:tcMar>
+          </w:tcPr>
+          <w:p>
+            <w:pPr>
+              <w:spacing w:after="0"/>
+            </w:pPr>
+            <w:r>
+              <w:rPr>
+                <w:b/>
+                <w:bCs/>
+                <w:color w:val="12355B"/>
+                <w:sz w:val="16"/>
+                <w:szCs w:val="16"/>
+              </w:rPr>
+              <w:t xml:space="preserve">WORKING SPACE / CALCULATION STEPS</w:t>
+            </w:r>
+          </w:p>
+        </w:tc>
+        <w:tc>
+          <w:tcPr>
+            <w:tcW w:type="dxa" w:w="3000"/>
             <w:shd w:fill="FBF3E2" w:color="auto" w:val="clear"/>
             <w:tcMar>
               <w:top w:type="dxa" w:w="60"/>
-              <w:left w:type="dxa" w:w="120"/>
+              <w:left w:type="dxa" w:w="100"/>
               <w:bottom w:type="dxa" w:w="60"/>
-              <w:right w:type="dxa" w:w="120"/>
-            </w:tcMar>
-          </w:tcPr>
-          <w:p>
-            <w:pPr>
-              <w:spacing w:after="0" w:line="320"/>
+              <w:right w:type="dxa" w:w="100"/>
+            </w:tcMar>
+          </w:tcPr>
+          <w:p>
+            <w:pPr>
+              <w:spacing w:after="0"/>
+            </w:pPr>
+            <w:r>
+              <w:rPr>
+                <w:b/>
+                <w:bCs/>
+                <w:color w:val="B97A12"/>
+                <w:sz w:val="16"/>
+                <w:szCs w:val="16"/>
+              </w:rPr>
+              <w:t xml:space="preserve">EXPLAIN YOUR REASONING</w:t>
+            </w:r>
+          </w:p>
+        </w:tc>
+      </w:tr>
+      <w:tr>
+        <w:trPr>
+          <w:cantSplit/>
+        </w:trPr>
+        <w:tc>
+          <w:tcPr>
+            <w:tcW w:type="dxa" w:w="2800"/>
+            <w:tcMar>
+              <w:top w:type="dxa" w:w="80"/>
+              <w:left w:type="dxa" w:w="100"/>
+              <w:bottom w:type="dxa" w:w="80"/>
+              <w:right w:type="dxa" w:w="100"/>
+            </w:tcMar>
+            <w:vAlign w:val="top"/>
+          </w:tcPr>
+          <w:p>
+            <w:pPr>
+              <w:spacing w:after="60"/>
+            </w:pPr>
+            <w:r>
+              <w:rPr>
+                <w:b/>
+                <w:bCs/>
+                <w:color w:val="12355B"/>
+                <w:sz w:val="21"/>
+                <w:szCs w:val="21"/>
+              </w:rPr>
+              <w:t xml:space="preserve">4.  </w:t>
+            </w:r>
+            <w:r>
+              <w:rPr>
+                <w:b/>
+                <w:bCs/>
+                <w:sz w:val="20"/>
+                <w:szCs w:val="20"/>
+              </w:rPr>
+              <w:t xml:space="preserve">A game has 120 points. A player earns 35% of the points. How many points is that?</w:t>
+            </w:r>
+          </w:p>
+          <w:p>
+            <w:pPr>
+              <w:spacing w:after="30"/>
+              <w:ind w:left="180"/>
+            </w:pPr>
+            <w:r>
+              <w:rPr>
+                <w:sz w:val="19"/>
+                <w:szCs w:val="19"/>
+              </w:rPr>
+              <w:t xml:space="preserve">A)  35</w:t>
+            </w:r>
+          </w:p>
+          <w:p>
+            <w:pPr>
+              <w:spacing w:after="30"/>
+              <w:ind w:left="180"/>
+            </w:pPr>
+            <w:r>
+              <w:rPr>
+                <w:sz w:val="19"/>
+                <w:szCs w:val="19"/>
+              </w:rPr>
+              <w:t xml:space="preserve">B)  42</w:t>
+            </w:r>
+          </w:p>
+          <w:p>
+            <w:pPr>
+              <w:spacing w:after="30"/>
+              <w:ind w:left="180"/>
+            </w:pPr>
+            <w:r>
+              <w:rPr>
+                <w:sz w:val="19"/>
+                <w:szCs w:val="19"/>
+              </w:rPr>
+              <w:t xml:space="preserve">C)  85</w:t>
+            </w:r>
+          </w:p>
+          <w:p>
+            <w:pPr>
+              <w:spacing w:after="30"/>
+              <w:ind w:left="180"/>
+            </w:pPr>
+            <w:r>
+              <w:rPr>
+                <w:sz w:val="19"/>
+                <w:szCs w:val="19"/>
+              </w:rPr>
+              <w:t xml:space="preserve">D)  155</w:t>
+            </w:r>
+          </w:p>
+        </w:tc>
+        <w:tc>
+          <w:tcPr>
+            <w:tcW w:type="dxa" w:w="3560"/>
+            <w:tcMar>
+              <w:top w:type="dxa" w:w="80"/>
+              <w:left w:type="dxa" w:w="100"/>
+              <w:bottom w:type="dxa" w:w="80"/>
+              <w:right w:type="dxa" w:w="100"/>
+            </w:tcMar>
+            <w:vAlign w:val="top"/>
+          </w:tcPr>
+          <w:p>
+            <w:pPr>
+              <w:pBdr>
+                <w:bottom w:val="single" w:color="AFBECC" w:sz="6"/>
+              </w:pBdr>
+              <w:spacing w:after="30" w:before="150"/>
             </w:pPr>
             <w:r>
               <w:t xml:space="preserve"/>
@@ -4439,7 +5685,147 @@
           </w:p>
           <w:p>
             <w:pPr>
-              <w:spacing w:after="0" w:line="320"/>
+              <w:pBdr>
+                <w:bottom w:val="single" w:color="AFBECC" w:sz="6"/>
+              </w:pBdr>
+              <w:spacing w:after="30" w:before="150"/>
+            </w:pPr>
+            <w:r>
+              <w:t xml:space="preserve"/>
+            </w:r>
+          </w:p>
+          <w:p>
+            <w:pPr>
+              <w:pBdr>
+                <w:bottom w:val="single" w:color="AFBECC" w:sz="6"/>
+              </w:pBdr>
+              <w:spacing w:after="30" w:before="150"/>
+            </w:pPr>
+            <w:r>
+              <w:t xml:space="preserve"/>
+            </w:r>
+          </w:p>
+          <w:p>
+            <w:pPr>
+              <w:pBdr>
+                <w:bottom w:val="single" w:color="AFBECC" w:sz="6"/>
+              </w:pBdr>
+              <w:spacing w:after="30" w:before="150"/>
+            </w:pPr>
+            <w:r>
+              <w:t xml:space="preserve"/>
+            </w:r>
+          </w:p>
+        </w:tc>
+        <w:tc>
+          <w:tcPr>
+            <w:tcW w:type="dxa" w:w="3000"/>
+            <w:shd w:fill="FBF3E2" w:color="auto" w:val="clear"/>
+            <w:tcMar>
+              <w:top w:type="dxa" w:w="80"/>
+              <w:left w:type="dxa" w:w="100"/>
+              <w:bottom w:type="dxa" w:w="80"/>
+              <w:right w:type="dxa" w:w="100"/>
+            </w:tcMar>
+            <w:vAlign w:val="top"/>
+          </w:tcPr>
+          <w:p>
+            <w:pPr>
+              <w:spacing w:after="40"/>
+            </w:pPr>
+            <w:r>
+              <w:rPr>
+                <w:b/>
+                <w:bCs/>
+                <w:color w:val="12355B"/>
+                <w:sz w:val="19"/>
+                <w:szCs w:val="19"/>
+              </w:rPr>
+              <w:t xml:space="preserve">Because... </w:t>
+            </w:r>
+            <w:r>
+              <w:rPr>
+                <w:color w:val="AFBECC"/>
+                <w:sz w:val="19"/>
+                <w:szCs w:val="19"/>
+              </w:rPr>
+              <w:t xml:space="preserve">________________</w:t>
+            </w:r>
+          </w:p>
+          <w:p>
+            <w:pPr>
+              <w:pBdr>
+                <w:bottom w:val="single" w:color="AFBECC" w:sz="6"/>
+              </w:pBdr>
+              <w:spacing w:after="30" w:before="150"/>
+            </w:pPr>
+            <w:r>
+              <w:t xml:space="preserve"/>
+            </w:r>
+          </w:p>
+          <w:p>
+            <w:pPr>
+              <w:spacing w:after="40" w:before="80"/>
+            </w:pPr>
+            <w:r>
+              <w:rPr>
+                <w:b/>
+                <w:bCs/>
+                <w:color w:val="6B4FA0"/>
+                <w:sz w:val="19"/>
+                <w:szCs w:val="19"/>
+              </w:rPr>
+              <w:t xml:space="preserve">Although... </w:t>
+            </w:r>
+            <w:r>
+              <w:rPr>
+                <w:color w:val="AFBECC"/>
+                <w:sz w:val="19"/>
+                <w:szCs w:val="19"/>
+              </w:rPr>
+              <w:t xml:space="preserve">_______________</w:t>
+            </w:r>
+          </w:p>
+          <w:p>
+            <w:pPr>
+              <w:pBdr>
+                <w:bottom w:val="single" w:color="AFBECC" w:sz="6"/>
+              </w:pBdr>
+              <w:spacing w:after="30" w:before="150"/>
+            </w:pPr>
+            <w:r>
+              <w:t xml:space="preserve"/>
+            </w:r>
+          </w:p>
+          <w:p>
+            <w:pPr>
+              <w:spacing w:after="40" w:before="80"/>
+            </w:pPr>
+            <w:r>
+              <w:rPr>
+                <w:b/>
+                <w:bCs/>
+                <w:color w:val="1FA6A2"/>
+                <w:sz w:val="19"/>
+                <w:szCs w:val="19"/>
+              </w:rPr>
+              <w:t xml:space="preserve">Therefore... </w:t>
+            </w:r>
+            <w:r>
+              <w:rPr>
+                <w:color w:val="AFBECC"/>
+                <w:sz w:val="19"/>
+                <w:szCs w:val="19"/>
+              </w:rPr>
+              <w:t xml:space="preserve">______________</w:t>
+            </w:r>
+          </w:p>
+          <w:p>
+            <w:pPr>
+              <w:pBdr>
+                <w:bottom w:val="single" w:color="AFBECC" w:sz="6"/>
+              </w:pBdr>
+              <w:spacing w:after="30" w:before="150"/>
             </w:pPr>
             <w:r>
               <w:t xml:space="preserve"/>
@@ -4448,6 +5834,417 @@
         </w:tc>
       </w:tr>
     </w:tbl>
+    <w:p>
+      <w:pPr>
+        <w:spacing w:after="80"/>
+      </w:pPr>
+      <w:r>
+        <w:t xml:space="preserve"/>
+      </w:r>
+    </w:p>
+    <w:p>
+      <w:pPr>
+        <w:pStyle w:val="Heading2"/>
+        <w:spacing w:after="80" w:before="180"/>
+      </w:pPr>
+      <w:r>
+        <w:rPr>
+          <w:b/>
+          <w:bCs/>
+          <w:color w:val="12355B"/>
+          <w:sz w:val="24"/>
+          <w:szCs w:val="24"/>
+        </w:rPr>
+        <w:t xml:space="preserve">Level 2 Enrichment</w:t>
+      </w:r>
+      <w:r>
+        <w:rPr>
+          <w:i/>
+          <w:iCs/>
+          <w:color w:val="6B4FA0"/>
+          <w:sz w:val="19"/>
+          <w:szCs w:val="19"/>
+        </w:rPr>
+        <w:t xml:space="preserve">   stretch your thinking</w:t>
+      </w:r>
+    </w:p>
+    <w:tbl>
+      <w:tblPr>
+        <w:tblW w:type="dxa" w:w="9360"/>
+        <w:tblBorders>
+          <w:top w:val="single" w:color="C7D2DD" w:sz="6"/>
+          <w:left w:val="single" w:color="C7D2DD" w:sz="6"/>
+          <w:bottom w:val="single" w:color="C7D2DD" w:sz="6"/>
+          <w:right w:val="single" w:color="C7D2DD" w:sz="6"/>
+          <w:insideH w:val="single" w:color="C7D2DD" w:sz="6"/>
+          <w:insideV w:val="single" w:color="C7D2DD" w:sz="6"/>
+        </w:tblBorders>
+      </w:tblPr>
+      <w:tblGrid>
+        <w:gridCol w:w="2800"/>
+        <w:gridCol w:w="3560"/>
+        <w:gridCol w:w="3000"/>
+      </w:tblGrid>
+      <w:tr>
+        <w:trPr>
+          <w:cantSplit/>
+          <w:tblHeader/>
+        </w:trPr>
+        <w:tc>
+          <w:tcPr>
+            <w:tcW w:type="dxa" w:w="2800"/>
+            <w:shd w:fill="EEF4F8" w:color="auto" w:val="clear"/>
+            <w:tcMar>
+              <w:top w:type="dxa" w:w="60"/>
+              <w:left w:type="dxa" w:w="100"/>
+              <w:bottom w:type="dxa" w:w="60"/>
+              <w:right w:type="dxa" w:w="100"/>
+            </w:tcMar>
+          </w:tcPr>
+          <w:p>
+            <w:pPr>
+              <w:spacing w:after="0"/>
+            </w:pPr>
+            <w:r>
+              <w:rPr>
+                <w:b/>
+                <w:bCs/>
+                <w:color w:val="12355B"/>
+                <w:sz w:val="16"/>
+                <w:szCs w:val="16"/>
+              </w:rPr>
+              <w:t xml:space="preserve">CORE PROBLEM / GIVEN REPRESENTATION</w:t>
+            </w:r>
+          </w:p>
+        </w:tc>
+        <w:tc>
+          <w:tcPr>
+            <w:tcW w:type="dxa" w:w="3560"/>
+            <w:shd w:fill="EEF4F8" w:color="auto" w:val="clear"/>
+            <w:tcMar>
+              <w:top w:type="dxa" w:w="60"/>
+              <w:left w:type="dxa" w:w="100"/>
+              <w:bottom w:type="dxa" w:w="60"/>
+              <w:right w:type="dxa" w:w="100"/>
+            </w:tcMar>
+          </w:tcPr>
+          <w:p>
+            <w:pPr>
+              <w:spacing w:after="0"/>
+            </w:pPr>
+            <w:r>
+              <w:rPr>
+                <w:b/>
+                <w:bCs/>
+                <w:color w:val="12355B"/>
+                <w:sz w:val="16"/>
+                <w:szCs w:val="16"/>
+              </w:rPr>
+              <w:t xml:space="preserve">WORKING SPACE / CALCULATION STEPS</w:t>
+            </w:r>
+          </w:p>
+        </w:tc>
+        <w:tc>
+          <w:tcPr>
+            <w:tcW w:type="dxa" w:w="3000"/>
+            <w:shd w:fill="FBF3E2" w:color="auto" w:val="clear"/>
+            <w:tcMar>
+              <w:top w:type="dxa" w:w="60"/>
+              <w:left w:type="dxa" w:w="100"/>
+              <w:bottom w:type="dxa" w:w="60"/>
+              <w:right w:type="dxa" w:w="100"/>
+            </w:tcMar>
+          </w:tcPr>
+          <w:p>
+            <w:pPr>
+              <w:spacing w:after="0"/>
+            </w:pPr>
+            <w:r>
+              <w:rPr>
+                <w:b/>
+                <w:bCs/>
+                <w:color w:val="B97A12"/>
+                <w:sz w:val="16"/>
+                <w:szCs w:val="16"/>
+              </w:rPr>
+              <w:t xml:space="preserve">EXPLAIN YOUR REASONING</w:t>
+            </w:r>
+          </w:p>
+        </w:tc>
+      </w:tr>
+      <w:tr>
+        <w:trPr>
+          <w:cantSplit/>
+        </w:trPr>
+        <w:tc>
+          <w:tcPr>
+            <w:tcW w:type="dxa" w:w="2800"/>
+            <w:tcMar>
+              <w:top w:type="dxa" w:w="80"/>
+              <w:left w:type="dxa" w:w="100"/>
+              <w:bottom w:type="dxa" w:w="80"/>
+              <w:right w:type="dxa" w:w="100"/>
+            </w:tcMar>
+            <w:vAlign w:val="top"/>
+          </w:tcPr>
+          <w:p>
+            <w:pPr>
+              <w:spacing w:after="60"/>
+            </w:pPr>
+            <w:r>
+              <w:rPr>
+                <w:b/>
+                <w:bCs/>
+                <w:color w:val="12355B"/>
+                <w:sz w:val="21"/>
+                <w:szCs w:val="21"/>
+              </w:rPr>
+              <w:t xml:space="preserve">5.  </w:t>
+            </w:r>
+            <w:r>
+              <w:rPr>
+                <w:b/>
+                <w:bCs/>
+                <w:sz w:val="20"/>
+                <w:szCs w:val="20"/>
+              </w:rPr>
+              <w:t xml:space="preserve">A game costs $80. It is 25% off. What is the sale price?</w:t>
+            </w:r>
+          </w:p>
+          <w:p>
+            <w:pPr>
+              <w:spacing w:after="30"/>
+              <w:ind w:left="180"/>
+            </w:pPr>
+            <w:r>
+              <w:rPr>
+                <w:sz w:val="19"/>
+                <w:szCs w:val="19"/>
+              </w:rPr>
+              <w:t xml:space="preserve">A)  $20</w:t>
+            </w:r>
+          </w:p>
+          <w:p>
+            <w:pPr>
+              <w:spacing w:after="30"/>
+              <w:ind w:left="180"/>
+            </w:pPr>
+            <w:r>
+              <w:rPr>
+                <w:sz w:val="19"/>
+                <w:szCs w:val="19"/>
+              </w:rPr>
+              <w:t xml:space="preserve">B)  $60</w:t>
+            </w:r>
+          </w:p>
+          <w:p>
+            <w:pPr>
+              <w:spacing w:after="30"/>
+              <w:ind w:left="180"/>
+            </w:pPr>
+            <w:r>
+              <w:rPr>
+                <w:sz w:val="19"/>
+                <w:szCs w:val="19"/>
+              </w:rPr>
+              <w:t xml:space="preserve">C)  $55</w:t>
+            </w:r>
+          </w:p>
+          <w:p>
+            <w:pPr>
+              <w:spacing w:after="30"/>
+              <w:ind w:left="180"/>
+            </w:pPr>
+            <w:r>
+              <w:rPr>
+                <w:sz w:val="19"/>
+                <w:szCs w:val="19"/>
+              </w:rPr>
+              <w:t xml:space="preserve">D)  $100</w:t>
+            </w:r>
+          </w:p>
+        </w:tc>
+        <w:tc>
+          <w:tcPr>
+            <w:tcW w:type="dxa" w:w="3560"/>
+            <w:tcMar>
+              <w:top w:type="dxa" w:w="80"/>
+              <w:left w:type="dxa" w:w="100"/>
+              <w:bottom w:type="dxa" w:w="80"/>
+              <w:right w:type="dxa" w:w="100"/>
+            </w:tcMar>
+            <w:vAlign w:val="top"/>
+          </w:tcPr>
+          <w:p>
+            <w:pPr>
+              <w:pBdr>
+                <w:bottom w:val="single" w:color="AFBECC" w:sz="6"/>
+              </w:pBdr>
+              <w:spacing w:after="30" w:before="150"/>
+            </w:pPr>
+            <w:r>
+              <w:t xml:space="preserve"/>
+            </w:r>
+          </w:p>
+          <w:p>
+            <w:pPr>
+              <w:pBdr>
+                <w:bottom w:val="single" w:color="AFBECC" w:sz="6"/>
+              </w:pBdr>
+              <w:spacing w:after="30" w:before="150"/>
+            </w:pPr>
+            <w:r>
+              <w:t xml:space="preserve"/>
+            </w:r>
+          </w:p>
+          <w:p>
+            <w:pPr>
+              <w:pBdr>
+                <w:bottom w:val="single" w:color="AFBECC" w:sz="6"/>
+              </w:pBdr>
+              <w:spacing w:after="30" w:before="150"/>
+            </w:pPr>
+            <w:r>
+              <w:t xml:space="preserve"/>
+            </w:r>
+          </w:p>
+          <w:p>
+            <w:pPr>
+              <w:pBdr>
+                <w:bottom w:val="single" w:color="AFBECC" w:sz="6"/>
+              </w:pBdr>
+              <w:spacing w:after="30" w:before="150"/>
+            </w:pPr>
+            <w:r>
+              <w:t xml:space="preserve"/>
+            </w:r>
+          </w:p>
+        </w:tc>
+        <w:tc>
+          <w:tcPr>
+            <w:tcW w:type="dxa" w:w="3000"/>
+            <w:shd w:fill="FBF3E2" w:color="auto" w:val="clear"/>
+            <w:tcMar>
+              <w:top w:type="dxa" w:w="80"/>
+              <w:left w:type="dxa" w:w="100"/>
+              <w:bottom w:type="dxa" w:w="80"/>
+              <w:right w:type="dxa" w:w="100"/>
+            </w:tcMar>
+            <w:vAlign w:val="top"/>
+          </w:tcPr>
+          <w:p>
+            <w:pPr>
+              <w:spacing w:after="40"/>
+            </w:pPr>
+            <w:r>
+              <w:rPr>
+                <w:b/>
+                <w:bCs/>
+                <w:color w:val="12355B"/>
+                <w:sz w:val="19"/>
+                <w:szCs w:val="19"/>
+              </w:rPr>
+              <w:t xml:space="preserve">Because... </w:t>
+            </w:r>
+            <w:r>
+              <w:rPr>
+                <w:color w:val="AFBECC"/>
+                <w:sz w:val="19"/>
+                <w:szCs w:val="19"/>
+              </w:rPr>
+              <w:t xml:space="preserve">________________</w:t>
+            </w:r>
+          </w:p>
+          <w:p>
+            <w:pPr>
+              <w:pBdr>
+                <w:bottom w:val="single" w:color="AFBECC" w:sz="6"/>
+              </w:pBdr>
+              <w:spacing w:after="30" w:before="150"/>
+            </w:pPr>
+            <w:r>
+              <w:t xml:space="preserve"/>
+            </w:r>
+          </w:p>
+          <w:p>
+            <w:pPr>
+              <w:spacing w:after="40" w:before="80"/>
+            </w:pPr>
+            <w:r>
+              <w:rPr>
+                <w:b/>
+                <w:bCs/>
+                <w:color w:val="6B4FA0"/>
+                <w:sz w:val="19"/>
+                <w:szCs w:val="19"/>
+              </w:rPr>
+              <w:t xml:space="preserve">Although... </w:t>
+            </w:r>
+            <w:r>
+              <w:rPr>
+                <w:color w:val="AFBECC"/>
+                <w:sz w:val="19"/>
+                <w:szCs w:val="19"/>
+              </w:rPr>
+              <w:t xml:space="preserve">_______________</w:t>
+            </w:r>
+          </w:p>
+          <w:p>
+            <w:pPr>
+              <w:pBdr>
+                <w:bottom w:val="single" w:color="AFBECC" w:sz="6"/>
+              </w:pBdr>
+              <w:spacing w:after="30" w:before="150"/>
+            </w:pPr>
+            <w:r>
+              <w:t xml:space="preserve"/>
+            </w:r>
+          </w:p>
+          <w:p>
+            <w:pPr>
+              <w:spacing w:after="40" w:before="80"/>
+            </w:pPr>
+            <w:r>
+              <w:rPr>
+                <w:b/>
+                <w:bCs/>
+                <w:color w:val="1FA6A2"/>
+                <w:sz w:val="19"/>
+                <w:szCs w:val="19"/>
+              </w:rPr>
+              <w:t xml:space="preserve">Therefore... </w:t>
+            </w:r>
+            <w:r>
+              <w:rPr>
+                <w:color w:val="AFBECC"/>
+                <w:sz w:val="19"/>
+                <w:szCs w:val="19"/>
+              </w:rPr>
+              <w:t xml:space="preserve">______________</w:t>
+            </w:r>
+          </w:p>
+          <w:p>
+            <w:pPr>
+              <w:pBdr>
+                <w:bottom w:val="single" w:color="AFBECC" w:sz="6"/>
+              </w:pBdr>
+              <w:spacing w:after="30" w:before="150"/>
+            </w:pPr>
+            <w:r>
+              <w:t xml:space="preserve"/>
+            </w:r>
+          </w:p>
+        </w:tc>
+      </w:tr>
+    </w:tbl>
+    <w:p>
+      <w:pPr>
+        <w:spacing w:after="80"/>
+      </w:pPr>
+      <w:r>
+        <w:t xml:space="preserve"/>
+      </w:r>
+    </w:p>
     <w:p>
       <w:pPr>
         <w:pStyle w:val="Heading1"/>
@@ -4566,6 +6363,149 @@
         <w:t xml:space="preserve"/>
       </w:r>
     </w:p>
+    <w:p>
+      <w:pPr>
+        <w:spacing w:after="60"/>
+      </w:pPr>
+      <w:r>
+        <w:t xml:space="preserve"/>
+      </w:r>
+    </w:p>
+    <w:tbl>
+      <w:tblPr>
+        <w:tblW w:type="dxa" w:w="9360"/>
+        <w:tblBorders>
+          <w:top w:val="single" w:color="C7D2DD" w:sz="6"/>
+          <w:left w:val="single" w:color="C7D2DD" w:sz="6"/>
+          <w:bottom w:val="single" w:color="C7D2DD" w:sz="6"/>
+          <w:right w:val="single" w:color="C7D2DD" w:sz="6"/>
+          <w:insideH w:val="single" w:color="C7D2DD" w:sz="6"/>
+          <w:insideV w:val="single" w:color="C7D2DD" w:sz="6"/>
+        </w:tblBorders>
+      </w:tblPr>
+      <w:tblGrid>
+        <w:gridCol w:w="3120"/>
+        <w:gridCol w:w="3120"/>
+        <w:gridCol w:w="3120"/>
+      </w:tblGrid>
+      <w:tr>
+        <w:trPr>
+          <w:cantSplit/>
+          <w:tblHeader/>
+        </w:trPr>
+        <w:tc>
+          <w:tcPr>
+            <w:tcW w:type="dxa" w:w="9360"/>
+            <w:gridSpan w:val="3"/>
+            <w:shd w:fill="EEF4F8" w:color="auto" w:val="clear"/>
+            <w:tcMar>
+              <w:top w:type="dxa" w:w="60"/>
+              <w:left w:type="dxa" w:w="100"/>
+              <w:bottom w:type="dxa" w:w="60"/>
+              <w:right w:type="dxa" w:w="100"/>
+            </w:tcMar>
+          </w:tcPr>
+          <w:p>
+            <w:pPr>
+              <w:spacing w:after="0"/>
+            </w:pPr>
+            <w:r>
+              <w:rPr>
+                <w:b/>
+                <w:bCs/>
+                <w:color w:val="12355B"/>
+                <w:sz w:val="18"/>
+                <w:szCs w:val="18"/>
+              </w:rPr>
+              <w:t xml:space="preserve">EXIT CHECK · 3-POINT SELF-ASSESSMENT CHECKLIST</w:t>
+            </w:r>
+          </w:p>
+        </w:tc>
+      </w:tr>
+      <w:tr>
+        <w:trPr>
+          <w:cantSplit/>
+        </w:trPr>
+        <w:tc>
+          <w:tcPr>
+            <w:tcW w:type="dxa" w:w="3120"/>
+            <w:tcMar>
+              <w:top w:type="dxa" w:w="80"/>
+              <w:left w:type="dxa" w:w="100"/>
+              <w:bottom w:type="dxa" w:w="80"/>
+              <w:right w:type="dxa" w:w="100"/>
+            </w:tcMar>
+          </w:tcPr>
+          <w:p>
+            <w:pPr>
+              <w:spacing w:after="0"/>
+            </w:pPr>
+            <w:r>
+              <w:rPr>
+                <w:b/>
+                <w:bCs/>
+                <w:color w:val="1A2733"/>
+                <w:sz w:val="18"/>
+                <w:szCs w:val="18"/>
+              </w:rPr>
+              <w:t xml:space="preserve">☐ 1. Units &amp; Labels Verified</w:t>
+            </w:r>
+          </w:p>
+        </w:tc>
+        <w:tc>
+          <w:tcPr>
+            <w:tcW w:type="dxa" w:w="3120"/>
+            <w:tcMar>
+              <w:top w:type="dxa" w:w="80"/>
+              <w:left w:type="dxa" w:w="100"/>
+              <w:bottom w:type="dxa" w:w="80"/>
+              <w:right w:type="dxa" w:w="100"/>
+            </w:tcMar>
+          </w:tcPr>
+          <w:p>
+            <w:pPr>
+              <w:spacing w:after="0"/>
+            </w:pPr>
+            <w:r>
+              <w:rPr>
+                <w:b/>
+                <w:bCs/>
+                <w:color w:val="1A2733"/>
+                <w:sz w:val="18"/>
+                <w:szCs w:val="18"/>
+              </w:rPr>
+              <w:t xml:space="preserve">☐ 2. Reasoning Stated (Because / Although / Therefore)</w:t>
+            </w:r>
+          </w:p>
+        </w:tc>
+        <w:tc>
+          <w:tcPr>
+            <w:tcW w:type="dxa" w:w="3120"/>
+            <w:tcMar>
+              <w:top w:type="dxa" w:w="80"/>
+              <w:left w:type="dxa" w:w="100"/>
+              <w:bottom w:type="dxa" w:w="80"/>
+              <w:right w:type="dxa" w:w="100"/>
+            </w:tcMar>
+          </w:tcPr>
+          <w:p>
+            <w:pPr>
+              <w:spacing w:after="0"/>
+            </w:pPr>
+            <w:r>
+              <w:rPr>
+                <w:b/>
+                <w:bCs/>
+                <w:color w:val="1A2733"/>
+                <w:sz w:val="18"/>
+                <w:szCs w:val="18"/>
+              </w:rPr>
+              <w:t xml:space="preserve">☐ 3. Calculations Double-Checked</w:t>
+            </w:r>
+          </w:p>
+        </w:tc>
+      </w:tr>
+    </w:tbl>
     <w:sectPr>
       <w:headerReference w:type="default" r:id="rId7"/>
       <w:footerReference w:type="default" r:id="rId8"/>
